--- a/docs/project_report.docx
+++ b/docs/project_report.docx
@@ -2,7 +2,7 @@
 <file path=word/document.xml><?xml version="1.0" encoding="utf-8"?>
 <w:document xmlns:w="http://schemas.openxmlformats.org/wordprocessingml/2006/main" xmlns:m="http://schemas.openxmlformats.org/officeDocument/2006/math" xmlns:r="http://schemas.openxmlformats.org/officeDocument/2006/relationships" xmlns:o="urn:schemas-microsoft-com:office:office" xmlns:v="urn:schemas-microsoft-com:vml" xmlns:w10="urn:schemas-microsoft-com:office:word" xmlns:a="http://schemas.openxmlformats.org/drawingml/2006/main" xmlns:pic="http://schemas.openxmlformats.org/drawingml/2006/picture" xmlns:wp="http://schemas.openxmlformats.org/drawingml/2006/wordprocessingDrawing">
   <w:body>
-    <w:bookmarkStart w:id="38" w:name="指数增强基金量化研究系统-项目报告"/>
+    <w:bookmarkStart w:id="42" w:name="指数增强基金量化研究系统-项目报告"/>
     <w:p>
       <w:pPr>
         <w:pStyle w:val="Heading1"/>
@@ -316,7 +316,7 @@
               <w:pStyle w:val="Compact"/>
             </w:pPr>
             <w:r>
-              <w:t xml:space="preserve">~190 </w:t>
+              <w:t xml:space="preserve">83 </w:t>
             </w:r>
             <w:r>
               <w:rPr>
@@ -366,7 +366,7 @@
               <w:pStyle w:val="Compact"/>
             </w:pPr>
             <w:r>
-              <w:t xml:space="preserve">~310 </w:t>
+              <w:t xml:space="preserve">82 </w:t>
             </w:r>
             <w:r>
               <w:rPr>
@@ -416,7 +416,7 @@
               <w:pStyle w:val="Compact"/>
             </w:pPr>
             <w:r>
-              <w:t xml:space="preserve">~90 </w:t>
+              <w:t xml:space="preserve">46 </w:t>
             </w:r>
             <w:r>
               <w:rPr>
@@ -466,7 +466,7 @@
               <w:pStyle w:val="Compact"/>
             </w:pPr>
             <w:r>
-              <w:t xml:space="preserve">~25 </w:t>
+              <w:t xml:space="preserve">16 </w:t>
             </w:r>
             <w:r>
               <w:rPr>
@@ -518,162 +518,535 @@
       <w:pPr>
         <w:pStyle w:val="Heading3"/>
       </w:pPr>
-      <w:r/>
+      <w:r>
+        <w:t xml:space="preserve">2.1 </w:t>
+      </w:r>
+      <w:r>
+        <w:rPr>
+          <w:rFonts w:hint="eastAsia"/>
+        </w:rPr>
+        <w:t xml:space="preserve">六步流水线</w:t>
+      </w:r>
+    </w:p>
+    <w:p>
+      <w:pPr>
+        <w:pStyle w:val="SourceCode"/>
+      </w:pPr>
+      <w:r>
+        <w:rPr>
+          <w:rStyle w:val="VerbatimChar"/>
+        </w:rPr>
+        <w:t xml:space="preserve">01_build_fund_pool    →  </w:t>
+      </w:r>
+      <w:r>
+        <w:rPr>
+          <w:rStyle w:val="VerbatimChar"/>
+          <w:rFonts w:hint="eastAsia"/>
+        </w:rPr>
+        <w:t xml:space="preserve">基金池构建（两阶段：全市场扫描</w:t>
+      </w:r>
+      <w:r>
+        <w:rPr>
+          <w:rStyle w:val="VerbatimChar"/>
+        </w:rPr>
+        <w:t xml:space="preserve"> + </w:t>
+      </w:r>
+      <w:r>
+        <w:rPr>
+          <w:rStyle w:val="VerbatimChar"/>
+          <w:rFonts w:hint="eastAsia"/>
+        </w:rPr>
+        <w:t xml:space="preserve">白名单维护）</w:t>
+      </w:r>
+      <w:r>
+        <w:br/>
+      </w:r>
+      <w:r>
+        <w:rPr>
+          <w:rStyle w:val="VerbatimChar"/>
+        </w:rPr>
+        <w:t xml:space="preserve">02_update_nav         →  </w:t>
+      </w:r>
+      <w:r>
+        <w:rPr>
+          <w:rStyle w:val="VerbatimChar"/>
+          <w:rFonts w:hint="eastAsia"/>
+        </w:rPr>
+        <w:t xml:space="preserve">净值数据采集</w:t>
+      </w:r>
+      <w:r>
+        <w:br/>
+      </w:r>
+      <w:r>
+        <w:rPr>
+          <w:rStyle w:val="VerbatimChar"/>
+        </w:rPr>
+        <w:t xml:space="preserve">03_calculate_return   →  </w:t>
+      </w:r>
+      <w:r>
+        <w:rPr>
+          <w:rStyle w:val="VerbatimChar"/>
+          <w:rFonts w:hint="eastAsia"/>
+        </w:rPr>
+        <w:t xml:space="preserve">收益与风险指标计算</w:t>
+      </w:r>
+      <w:r>
+        <w:br/>
+      </w:r>
+      <w:r>
+        <w:rPr>
+          <w:rStyle w:val="VerbatimChar"/>
+        </w:rPr>
+        <w:t xml:space="preserve">04_generate_html      →  </w:t>
+      </w:r>
+      <w:r>
+        <w:rPr>
+          <w:rStyle w:val="VerbatimChar"/>
+          <w:rFonts w:hint="eastAsia"/>
+        </w:rPr>
+        <w:t xml:space="preserve">绩效看板（HTML，四</w:t>
+      </w:r>
+      <w:r>
+        <w:rPr>
+          <w:rStyle w:val="VerbatimChar"/>
+        </w:rPr>
+        <w:t xml:space="preserve"> Tab </w:t>
+      </w:r>
+      <w:r>
+        <w:rPr>
+          <w:rStyle w:val="VerbatimChar"/>
+          <w:rFonts w:hint="eastAsia"/>
+        </w:rPr>
+        <w:t xml:space="preserve">分类展示）</w:t>
+      </w:r>
+      <w:r>
+        <w:br/>
+      </w:r>
+      <w:r>
+        <w:rPr>
+          <w:rStyle w:val="VerbatimChar"/>
+        </w:rPr>
+        <w:t xml:space="preserve">05_export_analysis    →  </w:t>
+      </w:r>
+      <w:r>
+        <w:rPr>
+          <w:rStyle w:val="VerbatimChar"/>
+          <w:rFonts w:hint="eastAsia"/>
+        </w:rPr>
+        <w:t xml:space="preserve">研究分析（Excel）</w:t>
+      </w:r>
+      <w:r>
+        <w:br/>
+      </w:r>
+      <w:r>
+        <w:rPr>
+          <w:rStyle w:val="VerbatimChar"/>
+        </w:rPr>
+        <w:t xml:space="preserve">06_generate_research  →  </w:t>
+      </w:r>
+      <w:r>
+        <w:rPr>
+          <w:rStyle w:val="VerbatimChar"/>
+          <w:rFonts w:hint="eastAsia"/>
+        </w:rPr>
+        <w:t xml:space="preserve">研究看板（HTML）</w:t>
+      </w:r>
+    </w:p>
+    <w:p>
+      <w:pPr>
+        <w:pStyle w:val="FirstParagraph"/>
+      </w:pPr>
       <w:r>
         <w:rPr>
           <w:b/>
-          <w:sz w:val="26"/>
-        </w:rPr>
-        <w:t>2.1 六步流水线</w:t>
-        <w:br/>
-        <w:br/>
-      </w:r>
-      <w:r>
-        <w:t>01_build_fund_pool    →  基金池构建（两阶段：全市场扫描 + 白名单维护）</w:t>
-        <w:br/>
-        <w:t>02_update_nav         →  净值数据采集</w:t>
-        <w:br/>
-        <w:t>03_calculate_return   →  收益与风险指标计算（含 0.95 仓位系数）</w:t>
-        <w:br/>
-        <w:t>04_generate_html      →  绩效看板（HTML，四 Tab 分类展示）</w:t>
-        <w:br/>
-        <w:t>05_export_analysis    →  研究分析（Excel）</w:t>
-        <w:br/>
-        <w:t>06_generate_research  →  研究看板（HTML）</w:t>
-        <w:br/>
-        <w:br/>
-        <w:t>01 基金池构建采用两阶段架构：</w:t>
-        <w:br/>
-        <w:t>• Phase 1: 01_build_fund_pool_full.py — 全市场 10,000+ 基金 → 关键词粗筛 → API 逐只验证 → 输出初筛 Excel</w:t>
-        <w:br/>
-        <w:t>• Phase 2: 01_build_fund_pool1.py — 读取精选 Excel（4 个 Sheet = 4 基准）→ API 富化信息 → 交叉校验 → fund_master.parquet</w:t>
-        <w:br/>
-        <w:t>白名单 Excel（副本全市场量化指数基金.xlsx）是基金池的权威定义文件，由 Phase 1 初步生成并经人工复核精筛而成。</w:t>
-      </w:r>
-      <w:r>
-        <w:br/>
-        <w:br/>
-        <w:t>注：01 仅在白名单 Excel 变动时手动运行，日常 CI 跳过以减少 API 调用。</w:t>
-      </w:r>
-    </w:p>
-    <w:p>
-      <w:pPr>
-        <w:pStyle w:val="SourceCode"/>
-      </w:pPr>
-      <w:r>
-        <w:rPr>
-          <w:rStyle w:val="VerbatimChar"/>
-        </w:rPr>
-        <w:t xml:space="preserve">01_build_fund_pool    →  </w:t>
-      </w:r>
-      <w:r>
-        <w:rPr>
-          <w:rStyle w:val="VerbatimChar"/>
-          <w:rFonts w:hint="eastAsia"/>
-        </w:rPr>
-        <w:t xml:space="preserve">基金池构建与验证</w:t>
-      </w:r>
-      <w:r>
-        <w:br/>
-      </w:r>
-      <w:r>
-        <w:rPr>
-          <w:rStyle w:val="VerbatimChar"/>
-        </w:rPr>
-        <w:t xml:space="preserve">02_update_nav         →  </w:t>
-      </w:r>
-      <w:r>
-        <w:rPr>
-          <w:rStyle w:val="VerbatimChar"/>
-          <w:rFonts w:hint="eastAsia"/>
-        </w:rPr>
-        <w:t xml:space="preserve">净值数据采集</w:t>
-      </w:r>
-      <w:r>
-        <w:br/>
-      </w:r>
-      <w:r>
-        <w:rPr>
-          <w:rStyle w:val="VerbatimChar"/>
-        </w:rPr>
-        <w:t xml:space="preserve">03_calculate_return   →  </w:t>
-      </w:r>
-      <w:r>
-        <w:rPr>
-          <w:rStyle w:val="VerbatimChar"/>
-          <w:rFonts w:hint="eastAsia"/>
-        </w:rPr>
-        <w:t xml:space="preserve">收益与风险指标计算</w:t>
-      </w:r>
-      <w:r>
-        <w:br/>
-      </w:r>
-      <w:r>
-        <w:rPr>
-          <w:rStyle w:val="VerbatimChar"/>
-        </w:rPr>
-        <w:t xml:space="preserve">04_generate_html      →  </w:t>
-      </w:r>
-      <w:r>
-        <w:rPr>
-          <w:rStyle w:val="VerbatimChar"/>
-          <w:rFonts w:hint="eastAsia"/>
-        </w:rPr>
-        <w:t xml:space="preserve">绩效看板（HTML）</w:t>
-      </w:r>
-      <w:r>
-        <w:br/>
-      </w:r>
-      <w:r>
-        <w:rPr>
-          <w:rStyle w:val="VerbatimChar"/>
-        </w:rPr>
-        <w:t xml:space="preserve">05_export_analysis    →  </w:t>
-      </w:r>
-      <w:r>
-        <w:rPr>
-          <w:rStyle w:val="VerbatimChar"/>
-          <w:rFonts w:hint="eastAsia"/>
-        </w:rPr>
-        <w:t xml:space="preserve">研究分析（Excel）</w:t>
-      </w:r>
-      <w:r>
-        <w:br/>
-      </w:r>
-      <w:r>
-        <w:rPr>
-          <w:rStyle w:val="VerbatimChar"/>
-        </w:rPr>
-        <w:t xml:space="preserve">06_generate_research  →  </w:t>
-      </w:r>
-      <w:r>
-        <w:rPr>
-          <w:rStyle w:val="VerbatimChar"/>
-          <w:rFonts w:hint="eastAsia"/>
-        </w:rPr>
-        <w:t xml:space="preserve">研究看板（HTML）</w:t>
-      </w:r>
-    </w:p>
-    <w:bookmarkEnd w:id="13"/>
-    <w:bookmarkStart w:id="14" w:name="技术栈"/>
-    <w:p>
-      <w:pPr>
-        <w:pStyle w:val="Heading3"/>
-      </w:pPr>
-      <w:r>
-        <w:t xml:space="preserve">2.2 </w:t>
-      </w:r>
-      <w:r>
-        <w:rPr>
-          <w:rFonts w:hint="eastAsia"/>
-        </w:rPr>
-        <w:t xml:space="preserve">技术栈</w:t>
+          <w:bCs/>
+        </w:rPr>
+        <w:t xml:space="preserve">01 </w:t>
+      </w:r>
+      <w:r>
+        <w:rPr>
+          <w:rFonts w:hint="eastAsia"/>
+          <w:b/>
+          <w:bCs/>
+        </w:rPr>
+        <w:t xml:space="preserve">基金池构建采用两阶段架构</w:t>
+      </w:r>
+      <w:r>
+        <w:rPr>
+          <w:rFonts w:hint="eastAsia"/>
+        </w:rPr>
+        <w:t xml:space="preserve">：</w:t>
       </w:r>
     </w:p>
     <w:tbl>
       <w:tblPr>
         <w:tblStyle w:val="Table"/>
-        <w:tblW w:type="auto" w:w="0"/>
+        <w:tblW w:type="pct" w:w="5000"/>
+        <w:tblLayout w:type="fixed"/>
+        <w:tblLook w:firstRow="1" w:lastRow="0" w:firstColumn="0" w:lastColumn="0" w:noHBand="0" w:noVBand="0" w:val="0020"/>
+      </w:tblPr>
+      <w:tblGrid>
+        <w:gridCol w:w="2640"/>
+        <w:gridCol w:w="2640"/>
+        <w:gridCol w:w="2640"/>
+      </w:tblGrid>
+      <w:tr>
+        <w:trPr>
+          <w:tblHeader w:val="on"/>
+        </w:trPr>
+        <w:tc>
+          <w:tcPr/>
+          <w:p>
+            <w:pPr>
+              <w:pStyle w:val="Compact"/>
+            </w:pPr>
+            <w:r>
+              <w:rPr>
+                <w:rFonts w:hint="eastAsia"/>
+              </w:rPr>
+              <w:t xml:space="preserve">阶段</w:t>
+            </w:r>
+          </w:p>
+        </w:tc>
+        <w:tc>
+          <w:tcPr/>
+          <w:p>
+            <w:pPr>
+              <w:pStyle w:val="Compact"/>
+            </w:pPr>
+            <w:r>
+              <w:rPr>
+                <w:rFonts w:hint="eastAsia"/>
+              </w:rPr>
+              <w:t xml:space="preserve">脚本</w:t>
+            </w:r>
+          </w:p>
+        </w:tc>
+        <w:tc>
+          <w:tcPr/>
+          <w:p>
+            <w:pPr>
+              <w:pStyle w:val="Compact"/>
+            </w:pPr>
+            <w:r>
+              <w:rPr>
+                <w:rFonts w:hint="eastAsia"/>
+              </w:rPr>
+              <w:t xml:space="preserve">用途</w:t>
+            </w:r>
+          </w:p>
+        </w:tc>
+      </w:tr>
+      <w:tr>
+        <w:tc>
+          <w:tcPr/>
+          <w:p>
+            <w:pPr>
+              <w:pStyle w:val="Compact"/>
+            </w:pPr>
+            <w:r>
+              <w:t xml:space="preserve">Phase 1: </w:t>
+            </w:r>
+            <w:r>
+              <w:rPr>
+                <w:rFonts w:hint="eastAsia"/>
+              </w:rPr>
+              <w:t xml:space="preserve">全市场扫描</w:t>
+            </w:r>
+          </w:p>
+        </w:tc>
+        <w:tc>
+          <w:tcPr/>
+          <w:p>
+            <w:pPr>
+              <w:pStyle w:val="Compact"/>
+            </w:pPr>
+            <w:r>
+              <w:rPr>
+                <w:rStyle w:val="VerbatimChar"/>
+              </w:rPr>
+              <w:t xml:space="preserve">01_build_fund_pool_full.py</w:t>
+            </w:r>
+          </w:p>
+        </w:tc>
+        <w:tc>
+          <w:tcPr/>
+          <w:p>
+            <w:pPr>
+              <w:pStyle w:val="Compact"/>
+            </w:pPr>
+            <w:r>
+              <w:rPr>
+                <w:rFonts w:hint="eastAsia"/>
+              </w:rPr>
+              <w:t xml:space="preserve">全市场</w:t>
+            </w:r>
+            <w:r>
+              <w:t xml:space="preserve"> 10,000+ </w:t>
+            </w:r>
+            <w:r>
+              <w:rPr>
+                <w:rFonts w:hint="eastAsia"/>
+              </w:rPr>
+              <w:t xml:space="preserve">基金</w:t>
+            </w:r>
+            <w:r>
+              <w:t xml:space="preserve"> → </w:t>
+            </w:r>
+            <w:r>
+              <w:rPr>
+                <w:rFonts w:hint="eastAsia"/>
+              </w:rPr>
+              <w:t xml:space="preserve">关键词粗筛</w:t>
+            </w:r>
+            <w:r>
+              <w:t xml:space="preserve"> → API </w:t>
+            </w:r>
+            <w:r>
+              <w:rPr>
+                <w:rFonts w:hint="eastAsia"/>
+              </w:rPr>
+              <w:t xml:space="preserve">逐只验证</w:t>
+            </w:r>
+            <w:r>
+              <w:t xml:space="preserve"> → </w:t>
+            </w:r>
+            <w:r>
+              <w:rPr>
+                <w:rFonts w:hint="eastAsia"/>
+              </w:rPr>
+              <w:t xml:space="preserve">输出初筛结果</w:t>
+            </w:r>
+          </w:p>
+        </w:tc>
+      </w:tr>
+      <w:tr>
+        <w:tc>
+          <w:tcPr/>
+          <w:p>
+            <w:pPr>
+              <w:pStyle w:val="Compact"/>
+            </w:pPr>
+            <w:r>
+              <w:t xml:space="preserve">Phase 2: </w:t>
+            </w:r>
+            <w:r>
+              <w:rPr>
+                <w:rFonts w:hint="eastAsia"/>
+              </w:rPr>
+              <w:t xml:space="preserve">白名单维护</w:t>
+            </w:r>
+          </w:p>
+        </w:tc>
+        <w:tc>
+          <w:tcPr/>
+          <w:p>
+            <w:pPr>
+              <w:pStyle w:val="Compact"/>
+            </w:pPr>
+            <w:r>
+              <w:rPr>
+                <w:rStyle w:val="VerbatimChar"/>
+              </w:rPr>
+              <w:t xml:space="preserve">01_build_fund_pool1.py</w:t>
+            </w:r>
+          </w:p>
+        </w:tc>
+        <w:tc>
+          <w:tcPr/>
+          <w:p>
+            <w:pPr>
+              <w:pStyle w:val="Compact"/>
+            </w:pPr>
+            <w:r>
+              <w:rPr>
+                <w:rFonts w:hint="eastAsia"/>
+              </w:rPr>
+              <w:t xml:space="preserve">读取精选</w:t>
+            </w:r>
+            <w:r>
+              <w:t xml:space="preserve"> Excel → API </w:t>
+            </w:r>
+            <w:r>
+              <w:rPr>
+                <w:rFonts w:hint="eastAsia"/>
+              </w:rPr>
+              <w:t xml:space="preserve">富化（成立日期、基准校验）→</w:t>
+            </w:r>
+            <w:r>
+              <w:t xml:space="preserve"> </w:t>
+            </w:r>
+            <w:r>
+              <w:rPr>
+                <w:rFonts w:hint="eastAsia"/>
+              </w:rPr>
+              <w:t xml:space="preserve">回写</w:t>
+            </w:r>
+            <w:r>
+              <w:t xml:space="preserve"> Excel → </w:t>
+            </w:r>
+            <w:r>
+              <w:rPr>
+                <w:rFonts w:hint="eastAsia"/>
+              </w:rPr>
+              <w:t xml:space="preserve">输出</w:t>
+            </w:r>
+            <w:r>
+              <w:t xml:space="preserve"> </w:t>
+            </w:r>
+            <w:r>
+              <w:rPr>
+                <w:rStyle w:val="VerbatimChar"/>
+              </w:rPr>
+              <w:t xml:space="preserve">fund_master.parquet</w:t>
+            </w:r>
+          </w:p>
+        </w:tc>
+      </w:tr>
+    </w:tbl>
+    <w:p>
+      <w:pPr>
+        <w:pStyle w:val="BodyText"/>
+      </w:pPr>
+      <w:r>
+        <w:t xml:space="preserve">Phase 1 </w:t>
+      </w:r>
+      <w:r>
+        <w:rPr>
+          <w:rFonts w:hint="eastAsia"/>
+        </w:rPr>
+        <w:t xml:space="preserve">为一次性全量扫描，Phase</w:t>
+      </w:r>
+      <w:r>
+        <w:t xml:space="preserve"> 2 </w:t>
+      </w:r>
+      <w:r>
+        <w:rPr>
+          <w:rFonts w:hint="eastAsia"/>
+        </w:rPr>
+        <w:t xml:space="preserve">仅在白名单变动时手动执行。日常</w:t>
+      </w:r>
+      <w:r>
+        <w:t xml:space="preserve"> CI </w:t>
+      </w:r>
+      <w:r>
+        <w:rPr>
+          <w:rFonts w:hint="eastAsia"/>
+        </w:rPr>
+        <w:t xml:space="preserve">流水线跳过</w:t>
+      </w:r>
+      <w:r>
+        <w:t xml:space="preserve"> </w:t>
+      </w:r>
+      <w:r>
+        <w:rPr>
+          <w:rFonts w:hint="eastAsia"/>
+        </w:rPr>
+        <w:t xml:space="preserve">01，直接运行</w:t>
+      </w:r>
+      <w:r>
+        <w:t xml:space="preserve"> 02→03→04→05→06。</w:t>
+      </w:r>
+    </w:p>
+    <w:p>
+      <w:pPr>
+        <w:pStyle w:val="BodyText"/>
+      </w:pPr>
+      <w:r>
+        <w:rPr>
+          <w:rFonts w:hint="eastAsia"/>
+        </w:rPr>
+        <w:t xml:space="preserve">白名单</w:t>
+      </w:r>
+      <w:r>
+        <w:t xml:space="preserve"> </w:t>
+      </w:r>
+      <w:r>
+        <w:rPr>
+          <w:rFonts w:hint="eastAsia"/>
+        </w:rPr>
+        <w:t xml:space="preserve">Excel（</w:t>
+      </w:r>
+      <w:r>
+        <w:rPr>
+          <w:rStyle w:val="VerbatimChar"/>
+          <w:rFonts w:hint="eastAsia"/>
+        </w:rPr>
+        <w:t xml:space="preserve">副本全市场量化指数基金.xlsx</w:t>
+      </w:r>
+      <w:r>
+        <w:rPr>
+          <w:rFonts w:hint="eastAsia"/>
+        </w:rPr>
+        <w:t xml:space="preserve">）按四个基准指数分</w:t>
+      </w:r>
+      <w:r>
+        <w:t xml:space="preserve"> Sheet </w:t>
+      </w:r>
+      <w:r>
+        <w:rPr>
+          <w:rFonts w:hint="eastAsia"/>
+        </w:rPr>
+        <w:t xml:space="preserve">管理，不仅定义基金池成员，还存储每只基金的成立日期和最新规模（季度更新）。04</w:t>
+      </w:r>
+      <w:r>
+        <w:t xml:space="preserve"> </w:t>
+      </w:r>
+      <w:r>
+        <w:rPr>
+          <w:rFonts w:hint="eastAsia"/>
+        </w:rPr>
+        <w:t xml:space="preserve">和</w:t>
+      </w:r>
+      <w:r>
+        <w:t xml:space="preserve"> 06 </w:t>
+      </w:r>
+      <w:r>
+        <w:rPr>
+          <w:rFonts w:hint="eastAsia"/>
+        </w:rPr>
+        <w:t xml:space="preserve">直接从</w:t>
+      </w:r>
+      <w:r>
+        <w:t xml:space="preserve"> Excel </w:t>
+      </w:r>
+      <w:r>
+        <w:rPr>
+          <w:rFonts w:hint="eastAsia"/>
+        </w:rPr>
+        <w:t xml:space="preserve">读取元数据，不再依赖</w:t>
+      </w:r>
+      <w:r>
+        <w:t xml:space="preserve"> API </w:t>
+      </w:r>
+      <w:r>
+        <w:rPr>
+          <w:rFonts w:hint="eastAsia"/>
+        </w:rPr>
+        <w:t xml:space="preserve">缓存，确保展示数据与研究员维护的一致。</w:t>
+      </w:r>
+    </w:p>
+    <w:bookmarkEnd w:id="13"/>
+    <w:bookmarkStart w:id="14" w:name="技术栈"/>
+    <w:p>
+      <w:pPr>
+        <w:pStyle w:val="Heading3"/>
+      </w:pPr>
+      <w:r>
+        <w:t xml:space="preserve">2.2 </w:t>
+      </w:r>
+      <w:r>
+        <w:rPr>
+          <w:rFonts w:hint="eastAsia"/>
+        </w:rPr>
+        <w:t xml:space="preserve">技术栈</w:t>
+      </w:r>
+    </w:p>
+    <w:tbl>
+      <w:tblPr>
+        <w:tblStyle w:val="Table"/>
+        <w:tblW w:type="pct" w:w="5000"/>
+        <w:tblLayout w:type="fixed"/>
         <w:tblLook w:firstRow="1" w:lastRow="0" w:firstColumn="0" w:lastColumn="0" w:noHBand="0" w:noVBand="0" w:val="0020"/>
       </w:tblPr>
       <w:tblGrid>
@@ -738,7 +1111,16 @@
               <w:rPr>
                 <w:rFonts w:hint="eastAsia"/>
               </w:rPr>
-              <w:t xml:space="preserve">AKShare（天天基金/东方财富）、中证指数公司</w:t>
+              <w:t xml:space="preserve">基金净值：AKShare（天天基金）；指数行情：东方财富</w:t>
+            </w:r>
+            <w:r>
+              <w:t xml:space="preserve"> HTTP API </w:t>
+            </w:r>
+            <w:r>
+              <w:rPr>
+                <w:rFonts w:hint="eastAsia"/>
+              </w:rPr>
+              <w:t xml:space="preserve">直连；股息率：中证指数公司</w:t>
             </w:r>
           </w:p>
         </w:tc>
@@ -927,7 +1309,7 @@
     </w:p>
     <w:bookmarkEnd w:id="14"/>
     <w:bookmarkEnd w:id="15"/>
-    <w:bookmarkStart w:id="23" w:name="第三章核心指标计算"/>
+    <w:bookmarkStart w:id="27" w:name="第三章核心指标计算"/>
     <w:p>
       <w:pPr>
         <w:pStyle w:val="Heading2"/>
@@ -1585,7 +1967,7 @@
       </w:r>
     </w:p>
     <w:bookmarkEnd w:id="16"/>
-    <w:bookmarkStart w:id="17" w:name="超额收益alpha"/>
+    <w:bookmarkStart w:id="17" w:name="超额收益excess-return"/>
     <w:p>
       <w:pPr>
         <w:pStyle w:val="Heading3"/>
@@ -1597,16 +1979,54 @@
         <w:rPr>
           <w:rFonts w:hint="eastAsia"/>
         </w:rPr>
-        <w:t xml:space="preserve">超额收益（Alpha）</w:t>
+        <w:t xml:space="preserve">超额收益（Excess</w:t>
+      </w:r>
+      <w:r>
+        <w:t xml:space="preserve"> </w:t>
+      </w:r>
+      <w:r>
+        <w:rPr>
+          <w:rFonts w:hint="eastAsia"/>
+        </w:rPr>
+        <w:t xml:space="preserve">Return）</w:t>
       </w:r>
     </w:p>
     <w:p>
       <w:pPr>
         <w:pStyle w:val="FirstParagraph"/>
       </w:pPr>
-      <w:r/>
-      <w:r>
-        <w:t>超额收益定义为基金收益与 95% 基准指数收益之差。指数增强基金股票仓位上限为 95%，约 5% 为现金/债券以应对申购赎回，乘以 0.95 系数还原真实超额能力：</w:t>
+      <w:r>
+        <w:rPr>
+          <w:rFonts w:hint="eastAsia"/>
+        </w:rPr>
+        <w:t xml:space="preserve">超额收益定义为基金收益与</w:t>
+      </w:r>
+      <w:r>
+        <w:t xml:space="preserve"> 95% </w:t>
+      </w:r>
+      <w:r>
+        <w:rPr>
+          <w:rFonts w:hint="eastAsia"/>
+        </w:rPr>
+        <w:t xml:space="preserve">基准指数收益之差（指增基金仓位上限</w:t>
+      </w:r>
+      <w:r>
+        <w:t xml:space="preserve"> </w:t>
+      </w:r>
+      <w:r>
+        <w:rPr>
+          <w:rFonts w:hint="eastAsia"/>
+        </w:rPr>
+        <w:t xml:space="preserve">95%，乘以</w:t>
+      </w:r>
+      <w:r>
+        <w:t xml:space="preserve"> 0.95 </w:t>
+      </w:r>
+      <w:r>
+        <w:rPr>
+          <w:rFonts w:hint="eastAsia"/>
+        </w:rPr>
+        <w:t xml:space="preserve">系数还原真实超额能力）：</w:t>
       </w:r>
     </w:p>
     <w:p>
@@ -1668,6 +2088,15 @@
             </m:rPr>
             <m:t>−</m:t>
           </m:r>
+          <m:r>
+            <m:t>0.95</m:t>
+          </m:r>
+          <m:r>
+            <m:rPr>
+              <m:sty m:val="p"/>
+            </m:rPr>
+            <m:t>×</m:t>
+          </m:r>
           <m:sSubSup>
             <m:e>
               <m:r>
@@ -1716,17 +2145,248 @@
       <w:pPr>
         <w:pStyle w:val="BlockText"/>
       </w:pPr>
-      <w:r/>
-      <w:r>
-        <w:t>符号说明：</w:t>
-        <w:br/>
-        <w:t>• α_t：第 t 期的超额收益（Alpha）</w:t>
-        <w:br/>
-        <w:t>• R_t^fund：基金在第 t 期的收益率</w:t>
-        <w:br/>
-        <w:t>• R_t^benchmark：基准指数在同期的收益率</w:t>
-        <w:br/>
-        <w:t>• 0.95：仓位系数（指数增强基金股票仓位上限为 95%）</w:t>
+      <w:r>
+        <w:rPr>
+          <w:rFonts w:hint="eastAsia"/>
+          <w:b/>
+          <w:bCs/>
+        </w:rPr>
+        <w:t xml:space="preserve">符号说明：</w:t>
+      </w:r>
+      <w:r>
+        <w:t xml:space="preserve"> </w:t>
+      </w:r>
+      <w:r>
+        <w:t xml:space="preserve">-</w:t>
+      </w:r>
+      <w:r>
+        <w:t xml:space="preserve"> </w:t>
+      </w:r>
+      <m:oMath>
+        <m:sSub>
+          <m:e>
+            <m:r>
+              <m:t>α</m:t>
+            </m:r>
+          </m:e>
+          <m:sub>
+            <m:r>
+              <m:t>t</m:t>
+            </m:r>
+          </m:sub>
+        </m:sSub>
+      </m:oMath>
+      <w:r>
+        <w:rPr>
+          <w:rFonts w:hint="eastAsia"/>
+        </w:rPr>
+        <w:t xml:space="preserve">：第</w:t>
+      </w:r>
+      <w:r>
+        <w:t xml:space="preserve"> </w:t>
+      </w:r>
+      <m:oMath>
+        <m:r>
+          <m:t>t</m:t>
+        </m:r>
+      </m:oMath>
+      <w:r>
+        <w:t xml:space="preserve"> </w:t>
+      </w:r>
+      <w:r>
+        <w:rPr>
+          <w:rFonts w:hint="eastAsia"/>
+        </w:rPr>
+        <w:t xml:space="preserve">期的超额收益</w:t>
+      </w:r>
+      <w:r>
+        <w:t xml:space="preserve"> </w:t>
+      </w:r>
+      <w:r>
+        <w:t xml:space="preserve">-</w:t>
+      </w:r>
+      <w:r>
+        <w:t xml:space="preserve"> </w:t>
+      </w:r>
+      <m:oMath>
+        <m:sSubSup>
+          <m:e>
+            <m:r>
+              <m:t>R</m:t>
+            </m:r>
+          </m:e>
+          <m:sub>
+            <m:r>
+              <m:t>t</m:t>
+            </m:r>
+          </m:sub>
+          <m:sup>
+            <m:r>
+              <m:t>f</m:t>
+            </m:r>
+            <m:r>
+              <m:t>u</m:t>
+            </m:r>
+            <m:r>
+              <m:t>n</m:t>
+            </m:r>
+            <m:r>
+              <m:t>d</m:t>
+            </m:r>
+          </m:sup>
+        </m:sSubSup>
+      </m:oMath>
+      <w:r>
+        <w:rPr>
+          <w:rFonts w:hint="eastAsia"/>
+        </w:rPr>
+        <w:t xml:space="preserve">：基金在第</w:t>
+      </w:r>
+      <w:r>
+        <w:t xml:space="preserve"> </w:t>
+      </w:r>
+      <m:oMath>
+        <m:r>
+          <m:t>t</m:t>
+        </m:r>
+      </m:oMath>
+      <w:r>
+        <w:t xml:space="preserve"> </w:t>
+      </w:r>
+      <w:r>
+        <w:rPr>
+          <w:rFonts w:hint="eastAsia"/>
+        </w:rPr>
+        <w:t xml:space="preserve">期的收益率（短期用单位净值，中长期用复权净值）</w:t>
+      </w:r>
+      <w:r>
+        <w:t xml:space="preserve"> </w:t>
+      </w:r>
+      <w:r>
+        <w:t xml:space="preserve">-</w:t>
+      </w:r>
+      <w:r>
+        <w:t xml:space="preserve"> </w:t>
+      </w:r>
+      <m:oMath>
+        <m:sSubSup>
+          <m:e>
+            <m:r>
+              <m:t>R</m:t>
+            </m:r>
+          </m:e>
+          <m:sub>
+            <m:r>
+              <m:t>t</m:t>
+            </m:r>
+          </m:sub>
+          <m:sup>
+            <m:r>
+              <m:t>b</m:t>
+            </m:r>
+            <m:r>
+              <m:t>e</m:t>
+            </m:r>
+            <m:r>
+              <m:t>n</m:t>
+            </m:r>
+            <m:r>
+              <m:t>c</m:t>
+            </m:r>
+            <m:r>
+              <m:t>h</m:t>
+            </m:r>
+            <m:r>
+              <m:t>m</m:t>
+            </m:r>
+            <m:r>
+              <m:t>a</m:t>
+            </m:r>
+            <m:r>
+              <m:t>r</m:t>
+            </m:r>
+            <m:r>
+              <m:t>k</m:t>
+            </m:r>
+          </m:sup>
+        </m:sSubSup>
+      </m:oMath>
+      <w:r>
+        <w:rPr>
+          <w:rFonts w:hint="eastAsia"/>
+        </w:rPr>
+        <w:t xml:space="preserve">：基准指数在同期的收益率（基于价格指数）</w:t>
+      </w:r>
+      <w:r>
+        <w:t xml:space="preserve"> </w:t>
+      </w:r>
+      <w:r>
+        <w:t xml:space="preserve">-</w:t>
+      </w:r>
+      <w:r>
+        <w:t xml:space="preserve"> </w:t>
+      </w:r>
+      <m:oMath>
+        <m:r>
+          <m:t>0.95</m:t>
+        </m:r>
+      </m:oMath>
+      <w:r>
+        <w:rPr>
+          <w:rFonts w:hint="eastAsia"/>
+        </w:rPr>
+        <w:t xml:space="preserve">：仓位系数（指数增强基金股票仓位上限为</w:t>
+      </w:r>
+      <w:r>
+        <w:t xml:space="preserve"> </w:t>
+      </w:r>
+      <w:r>
+        <w:rPr>
+          <w:rFonts w:hint="eastAsia"/>
+        </w:rPr>
+        <w:t xml:space="preserve">95%，约</w:t>
+      </w:r>
+      <w:r>
+        <w:t xml:space="preserve"> 5% </w:t>
+      </w:r>
+      <w:r>
+        <w:rPr>
+          <w:rFonts w:hint="eastAsia"/>
+        </w:rPr>
+        <w:t xml:space="preserve">为现金/债券以应对申赎）</w:t>
+      </w:r>
+    </w:p>
+    <w:p>
+      <w:pPr>
+        <w:pStyle w:val="BlockText"/>
+      </w:pPr>
+      <w:r>
+        <w:rPr>
+          <w:rFonts w:hint="eastAsia"/>
+          <w:b/>
+          <w:bCs/>
+        </w:rPr>
+        <w:t xml:space="preserve">关键约束</w:t>
+      </w:r>
+      <w:r>
+        <w:rPr>
+          <w:rFonts w:hint="eastAsia"/>
+        </w:rPr>
+        <w:t xml:space="preserve">：基金收益与基准指数收益必须在</w:t>
+      </w:r>
+      <w:r>
+        <w:rPr>
+          <w:rFonts w:hint="eastAsia"/>
+          <w:b/>
+          <w:bCs/>
+        </w:rPr>
+        <w:t xml:space="preserve">同一交易日</w:t>
+      </w:r>
+      <w:r>
+        <w:rPr>
+          <w:rFonts w:hint="eastAsia"/>
+        </w:rPr>
+        <w:t xml:space="preserve">计算。系统在超额计算前执行日期对齐校验，拒绝跨交易日比较。</w:t>
       </w:r>
     </w:p>
     <w:p>
@@ -4684,6 +5344,1476 @@
         <w:t xml:space="preserve">的年化收益。</w:t>
       </w:r>
     </w:p>
+    <w:bookmarkEnd w:id="22"/>
+    <w:bookmarkStart w:id="23" w:name="超额年化收益excess-annual-return"/>
+    <w:p>
+      <w:pPr>
+        <w:pStyle w:val="Heading3"/>
+      </w:pPr>
+      <w:r>
+        <w:t xml:space="preserve">3.8 </w:t>
+      </w:r>
+      <w:r>
+        <w:rPr>
+          <w:rFonts w:hint="eastAsia"/>
+        </w:rPr>
+        <w:t xml:space="preserve">超额年化收益（Excess</w:t>
+      </w:r>
+      <w:r>
+        <w:t xml:space="preserve"> Annual </w:t>
+      </w:r>
+      <w:r>
+        <w:rPr>
+          <w:rFonts w:hint="eastAsia"/>
+        </w:rPr>
+        <w:t xml:space="preserve">Return）</w:t>
+      </w:r>
+    </w:p>
+    <w:p>
+      <w:pPr>
+        <w:pStyle w:val="FirstParagraph"/>
+      </w:pPr>
+      <w:r>
+        <w:rPr>
+          <w:rFonts w:hint="eastAsia"/>
+        </w:rPr>
+        <w:t xml:space="preserve">将日度超额序列以几何方式年化，与</w:t>
+      </w:r>
+      <w:r>
+        <w:t xml:space="preserve"> 3.3 </w:t>
+      </w:r>
+      <w:r>
+        <w:rPr>
+          <w:rFonts w:hint="eastAsia"/>
+        </w:rPr>
+        <w:t xml:space="preserve">节基金年化收益率口径一致：</w:t>
+      </w:r>
+    </w:p>
+    <w:p>
+      <w:pPr>
+        <w:pStyle w:val="BodyText"/>
+      </w:pPr>
+      <m:oMathPara>
+        <m:oMathParaPr>
+          <m:jc m:val="center"/>
+        </m:oMathParaPr>
+        <m:oMath>
+          <m:sSub>
+            <m:e>
+              <m:r>
+                <m:t>α</m:t>
+              </m:r>
+            </m:e>
+            <m:sub>
+              <m:r>
+                <m:t>a</m:t>
+              </m:r>
+              <m:r>
+                <m:t>n</m:t>
+              </m:r>
+              <m:r>
+                <m:t>n</m:t>
+              </m:r>
+              <m:r>
+                <m:t>u</m:t>
+              </m:r>
+              <m:r>
+                <m:t>a</m:t>
+              </m:r>
+              <m:r>
+                <m:t>l</m:t>
+              </m:r>
+            </m:sub>
+          </m:sSub>
+          <m:r>
+            <m:rPr>
+              <m:sty m:val="p"/>
+            </m:rPr>
+            <m:t>=</m:t>
+          </m:r>
+          <m:sSup>
+            <m:e>
+              <m:d>
+                <m:dPr>
+                  <m:begChr m:val="("/>
+                  <m:sepChr m:val=""/>
+                  <m:endChr m:val=")"/>
+                  <m:grow/>
+                </m:dPr>
+                <m:e>
+                  <m:nary>
+                    <m:naryPr>
+                      <m:chr m:val="∏"/>
+                      <m:limLoc m:val="undOvr"/>
+                      <m:subHide m:val="off"/>
+                      <m:supHide m:val="off"/>
+                    </m:naryPr>
+                    <m:sub>
+                      <m:r>
+                        <m:t>t</m:t>
+                      </m:r>
+                      <m:r>
+                        <m:rPr>
+                          <m:sty m:val="p"/>
+                        </m:rPr>
+                        <m:t>=</m:t>
+                      </m:r>
+                      <m:r>
+                        <m:t>1</m:t>
+                      </m:r>
+                    </m:sub>
+                    <m:sup>
+                      <m:r>
+                        <m:t>N</m:t>
+                      </m:r>
+                    </m:sup>
+                    <m:e>
+                      <m:r>
+                        <m:rPr>
+                          <m:sty m:val="p"/>
+                        </m:rPr>
+                        <m:t>(</m:t>
+                      </m:r>
+                    </m:e>
+                  </m:nary>
+                  <m:r>
+                    <m:t>1</m:t>
+                  </m:r>
+                  <m:r>
+                    <m:rPr>
+                      <m:sty m:val="p"/>
+                    </m:rPr>
+                    <m:t>+</m:t>
+                  </m:r>
+                  <m:sSub>
+                    <m:e>
+                      <m:r>
+                        <m:t>α</m:t>
+                      </m:r>
+                    </m:e>
+                    <m:sub>
+                      <m:r>
+                        <m:t>t</m:t>
+                      </m:r>
+                    </m:sub>
+                  </m:sSub>
+                  <m:r>
+                    <m:rPr>
+                      <m:sty m:val="p"/>
+                    </m:rPr>
+                    <m:t>)</m:t>
+                  </m:r>
+                </m:e>
+              </m:d>
+            </m:e>
+            <m:sup>
+              <m:f>
+                <m:fPr>
+                  <m:type m:val="bar"/>
+                </m:fPr>
+                <m:num>
+                  <m:r>
+                    <m:t>252</m:t>
+                  </m:r>
+                </m:num>
+                <m:den>
+                  <m:r>
+                    <m:t>N</m:t>
+                  </m:r>
+                </m:den>
+              </m:f>
+            </m:sup>
+          </m:sSup>
+          <m:r>
+            <m:rPr>
+              <m:sty m:val="p"/>
+            </m:rPr>
+            <m:t>−</m:t>
+          </m:r>
+          <m:r>
+            <m:t>1</m:t>
+          </m:r>
+        </m:oMath>
+      </m:oMathPara>
+    </w:p>
+    <w:p>
+      <w:pPr>
+        <w:pStyle w:val="BlockText"/>
+      </w:pPr>
+      <w:r>
+        <w:rPr>
+          <w:rFonts w:hint="eastAsia"/>
+          <w:b/>
+          <w:bCs/>
+        </w:rPr>
+        <w:t xml:space="preserve">符号说明：</w:t>
+      </w:r>
+      <w:r>
+        <w:t xml:space="preserve"> </w:t>
+      </w:r>
+      <w:r>
+        <w:t xml:space="preserve">-</w:t>
+      </w:r>
+      <w:r>
+        <w:t xml:space="preserve"> </w:t>
+      </w:r>
+      <m:oMath>
+        <m:sSub>
+          <m:e>
+            <m:r>
+              <m:t>α</m:t>
+            </m:r>
+          </m:e>
+          <m:sub>
+            <m:r>
+              <m:t>a</m:t>
+            </m:r>
+            <m:r>
+              <m:t>n</m:t>
+            </m:r>
+            <m:r>
+              <m:t>n</m:t>
+            </m:r>
+            <m:r>
+              <m:t>u</m:t>
+            </m:r>
+            <m:r>
+              <m:t>a</m:t>
+            </m:r>
+            <m:r>
+              <m:t>l</m:t>
+            </m:r>
+          </m:sub>
+        </m:sSub>
+      </m:oMath>
+      <w:r>
+        <w:rPr>
+          <w:rFonts w:hint="eastAsia"/>
+        </w:rPr>
+        <w:t xml:space="preserve">：超额年化收益（几何年化）</w:t>
+      </w:r>
+      <w:r>
+        <w:t xml:space="preserve"> </w:t>
+      </w:r>
+      <w:r>
+        <w:t xml:space="preserve">-</w:t>
+      </w:r>
+      <w:r>
+        <w:t xml:space="preserve"> </w:t>
+      </w:r>
+      <m:oMath>
+        <m:sSub>
+          <m:e>
+            <m:r>
+              <m:t>α</m:t>
+            </m:r>
+          </m:e>
+          <m:sub>
+            <m:r>
+              <m:t>t</m:t>
+            </m:r>
+          </m:sub>
+        </m:sSub>
+      </m:oMath>
+      <w:r>
+        <w:rPr>
+          <w:rFonts w:hint="eastAsia"/>
+        </w:rPr>
+        <w:t xml:space="preserve">：第</w:t>
+      </w:r>
+      <w:r>
+        <w:t xml:space="preserve"> </w:t>
+      </w:r>
+      <m:oMath>
+        <m:r>
+          <m:t>t</m:t>
+        </m:r>
+      </m:oMath>
+      <w:r>
+        <w:t xml:space="preserve"> </w:t>
+      </w:r>
+      <w:r>
+        <w:rPr>
+          <w:rFonts w:hint="eastAsia"/>
+        </w:rPr>
+        <w:t xml:space="preserve">个交易日的超额收益（定义见</w:t>
+      </w:r>
+      <w:r>
+        <w:t xml:space="preserve"> 3.2 </w:t>
+      </w:r>
+      <w:r>
+        <w:rPr>
+          <w:rFonts w:hint="eastAsia"/>
+        </w:rPr>
+        <w:t xml:space="preserve">节）</w:t>
+      </w:r>
+      <w:r>
+        <w:t xml:space="preserve"> </w:t>
+      </w:r>
+      <w:r>
+        <w:t xml:space="preserve">-</w:t>
+      </w:r>
+      <w:r>
+        <w:t xml:space="preserve"> </w:t>
+      </w:r>
+      <m:oMath>
+        <m:nary>
+          <m:naryPr>
+            <m:chr m:val="∏"/>
+            <m:limLoc m:val="undOvr"/>
+            <m:subHide m:val="off"/>
+            <m:supHide m:val="off"/>
+          </m:naryPr>
+          <m:sub>
+            <m:r>
+              <m:t>t</m:t>
+            </m:r>
+            <m:r>
+              <m:rPr>
+                <m:sty m:val="p"/>
+              </m:rPr>
+              <m:t>=</m:t>
+            </m:r>
+            <m:r>
+              <m:t>1</m:t>
+            </m:r>
+          </m:sub>
+          <m:sup>
+            <m:r>
+              <m:t>N</m:t>
+            </m:r>
+          </m:sup>
+          <m:e>
+            <m:r>
+              <m:rPr>
+                <m:sty m:val="p"/>
+              </m:rPr>
+              <m:t>(</m:t>
+            </m:r>
+          </m:e>
+        </m:nary>
+        <m:r>
+          <m:t>1</m:t>
+        </m:r>
+        <m:r>
+          <m:rPr>
+            <m:sty m:val="p"/>
+          </m:rPr>
+          <m:t>+</m:t>
+        </m:r>
+        <m:sSub>
+          <m:e>
+            <m:r>
+              <m:t>α</m:t>
+            </m:r>
+          </m:e>
+          <m:sub>
+            <m:r>
+              <m:t>t</m:t>
+            </m:r>
+          </m:sub>
+        </m:sSub>
+        <m:r>
+          <m:rPr>
+            <m:sty m:val="p"/>
+          </m:rPr>
+          <m:t>)</m:t>
+        </m:r>
+      </m:oMath>
+      <w:r>
+        <w:rPr>
+          <w:rFonts w:hint="eastAsia"/>
+        </w:rPr>
+        <w:t xml:space="preserve">：日度超额复利累积因子</w:t>
+      </w:r>
+      <w:r>
+        <w:t xml:space="preserve"> </w:t>
+      </w:r>
+      <w:r>
+        <w:t xml:space="preserve">-</w:t>
+      </w:r>
+      <w:r>
+        <w:t xml:space="preserve"> </w:t>
+      </w:r>
+      <m:oMath>
+        <m:r>
+          <m:t>N</m:t>
+        </m:r>
+      </m:oMath>
+      <w:r>
+        <w:rPr>
+          <w:rFonts w:hint="eastAsia"/>
+        </w:rPr>
+        <w:t xml:space="preserve">：日度超额序列的交易日总数</w:t>
+      </w:r>
+      <w:r>
+        <w:t xml:space="preserve"> </w:t>
+      </w:r>
+      <w:r>
+        <w:t xml:space="preserve">-</w:t>
+      </w:r>
+      <w:r>
+        <w:t xml:space="preserve"> </w:t>
+      </w:r>
+      <m:oMath>
+        <m:r>
+          <m:t>252</m:t>
+        </m:r>
+      </m:oMath>
+      <w:r>
+        <w:rPr>
+          <w:rFonts w:hint="eastAsia"/>
+        </w:rPr>
+        <w:t xml:space="preserve">：年化因子</w:t>
+      </w:r>
+    </w:p>
+    <w:bookmarkEnd w:id="23"/>
+    <w:bookmarkStart w:id="24" w:name="跟踪误差tracking-error"/>
+    <w:p>
+      <w:pPr>
+        <w:pStyle w:val="Heading3"/>
+      </w:pPr>
+      <w:r>
+        <w:t xml:space="preserve">3.9 </w:t>
+      </w:r>
+      <w:r>
+        <w:rPr>
+          <w:rFonts w:hint="eastAsia"/>
+        </w:rPr>
+        <w:t xml:space="preserve">跟踪误差（Tracking</w:t>
+      </w:r>
+      <w:r>
+        <w:t xml:space="preserve"> </w:t>
+      </w:r>
+      <w:r>
+        <w:rPr>
+          <w:rFonts w:hint="eastAsia"/>
+        </w:rPr>
+        <w:t xml:space="preserve">Error）</w:t>
+      </w:r>
+    </w:p>
+    <w:p>
+      <w:pPr>
+        <w:pStyle w:val="FirstParagraph"/>
+      </w:pPr>
+      <w:r>
+        <w:rPr>
+          <w:rFonts w:hint="eastAsia"/>
+        </w:rPr>
+        <w:t xml:space="preserve">衡量超额收益的波动性，反映主动管理策略相对于基准的风险敞口：</w:t>
+      </w:r>
+    </w:p>
+    <w:p>
+      <w:pPr>
+        <w:pStyle w:val="BodyText"/>
+      </w:pPr>
+      <m:oMathPara>
+        <m:oMathParaPr>
+          <m:jc m:val="center"/>
+        </m:oMathParaPr>
+        <m:oMath>
+          <m:r>
+            <m:t>T</m:t>
+          </m:r>
+          <m:r>
+            <m:t>E</m:t>
+          </m:r>
+          <m:r>
+            <m:rPr>
+              <m:sty m:val="p"/>
+            </m:rPr>
+            <m:t>=</m:t>
+          </m:r>
+          <m:sSub>
+            <m:e>
+              <m:r>
+                <m:t>σ</m:t>
+              </m:r>
+            </m:e>
+            <m:sub>
+              <m:r>
+                <m:t>e</m:t>
+              </m:r>
+              <m:r>
+                <m:t>x</m:t>
+              </m:r>
+              <m:r>
+                <m:t>c</m:t>
+              </m:r>
+              <m:r>
+                <m:t>e</m:t>
+              </m:r>
+              <m:r>
+                <m:t>s</m:t>
+              </m:r>
+              <m:r>
+                <m:t>s</m:t>
+              </m:r>
+            </m:sub>
+          </m:sSub>
+          <m:r>
+            <m:rPr>
+              <m:sty m:val="p"/>
+            </m:rPr>
+            <m:t>×</m:t>
+          </m:r>
+          <m:rad>
+            <m:radPr>
+              <m:degHide m:val="on"/>
+            </m:radPr>
+            <m:deg/>
+            <m:e>
+              <m:r>
+                <m:t>252</m:t>
+              </m:r>
+            </m:e>
+          </m:rad>
+        </m:oMath>
+      </m:oMathPara>
+    </w:p>
+    <w:p>
+      <w:pPr>
+        <w:pStyle w:val="FirstParagraph"/>
+      </w:pPr>
+      <w:r>
+        <w:rPr>
+          <w:rFonts w:hint="eastAsia"/>
+        </w:rPr>
+        <w:t xml:space="preserve">其中日度超额标准差：</w:t>
+      </w:r>
+    </w:p>
+    <w:p>
+      <w:pPr>
+        <w:pStyle w:val="BodyText"/>
+      </w:pPr>
+      <m:oMathPara>
+        <m:oMathParaPr>
+          <m:jc m:val="center"/>
+        </m:oMathParaPr>
+        <m:oMath>
+          <m:sSub>
+            <m:e>
+              <m:r>
+                <m:t>σ</m:t>
+              </m:r>
+            </m:e>
+            <m:sub>
+              <m:r>
+                <m:t>e</m:t>
+              </m:r>
+              <m:r>
+                <m:t>x</m:t>
+              </m:r>
+              <m:r>
+                <m:t>c</m:t>
+              </m:r>
+              <m:r>
+                <m:t>e</m:t>
+              </m:r>
+              <m:r>
+                <m:t>s</m:t>
+              </m:r>
+              <m:r>
+                <m:t>s</m:t>
+              </m:r>
+            </m:sub>
+          </m:sSub>
+          <m:r>
+            <m:rPr>
+              <m:sty m:val="p"/>
+            </m:rPr>
+            <m:t>=</m:t>
+          </m:r>
+          <m:rad>
+            <m:radPr>
+              <m:degHide m:val="on"/>
+            </m:radPr>
+            <m:deg/>
+            <m:e>
+              <m:f>
+                <m:fPr>
+                  <m:type m:val="bar"/>
+                </m:fPr>
+                <m:num>
+                  <m:r>
+                    <m:t>1</m:t>
+                  </m:r>
+                </m:num>
+                <m:den>
+                  <m:r>
+                    <m:t>N</m:t>
+                  </m:r>
+                  <m:r>
+                    <m:rPr>
+                      <m:sty m:val="p"/>
+                    </m:rPr>
+                    <m:t>−</m:t>
+                  </m:r>
+                  <m:r>
+                    <m:t>1</m:t>
+                  </m:r>
+                </m:den>
+              </m:f>
+              <m:nary>
+                <m:naryPr>
+                  <m:chr m:val="∑"/>
+                  <m:limLoc m:val="undOvr"/>
+                  <m:subHide m:val="off"/>
+                  <m:supHide m:val="off"/>
+                </m:naryPr>
+                <m:sub>
+                  <m:r>
+                    <m:t>t</m:t>
+                  </m:r>
+                  <m:r>
+                    <m:rPr>
+                      <m:sty m:val="p"/>
+                    </m:rPr>
+                    <m:t>=</m:t>
+                  </m:r>
+                  <m:r>
+                    <m:t>1</m:t>
+                  </m:r>
+                </m:sub>
+                <m:sup>
+                  <m:r>
+                    <m:t>N</m:t>
+                  </m:r>
+                </m:sup>
+                <m:e>
+                  <m:r>
+                    <m:rPr>
+                      <m:sty m:val="p"/>
+                    </m:rPr>
+                    <m:t>(</m:t>
+                  </m:r>
+                </m:e>
+              </m:nary>
+              <m:sSub>
+                <m:e>
+                  <m:r>
+                    <m:t>α</m:t>
+                  </m:r>
+                </m:e>
+                <m:sub>
+                  <m:r>
+                    <m:t>t</m:t>
+                  </m:r>
+                </m:sub>
+              </m:sSub>
+              <m:r>
+                <m:rPr>
+                  <m:sty m:val="p"/>
+                </m:rPr>
+                <m:t>−</m:t>
+              </m:r>
+              <m:sSub>
+                <m:e>
+                  <m:acc>
+                    <m:accPr>
+                      <m:chr m:val="‾"/>
+                    </m:accPr>
+                    <m:e>
+                      <m:r>
+                        <m:t>α</m:t>
+                      </m:r>
+                    </m:e>
+                  </m:acc>
+                </m:e>
+                <m:sub>
+                  <m:r>
+                    <m:t>d</m:t>
+                  </m:r>
+                  <m:r>
+                    <m:t>a</m:t>
+                  </m:r>
+                  <m:r>
+                    <m:t>i</m:t>
+                  </m:r>
+                  <m:r>
+                    <m:t>l</m:t>
+                  </m:r>
+                  <m:r>
+                    <m:t>y</m:t>
+                  </m:r>
+                </m:sub>
+              </m:sSub>
+              <m:sSup>
+                <m:e>
+                  <m:r>
+                    <m:rPr>
+                      <m:sty m:val="p"/>
+                    </m:rPr>
+                    <m:t>)</m:t>
+                  </m:r>
+                </m:e>
+                <m:sup>
+                  <m:r>
+                    <m:t>2</m:t>
+                  </m:r>
+                </m:sup>
+              </m:sSup>
+            </m:e>
+          </m:rad>
+        </m:oMath>
+      </m:oMathPara>
+    </w:p>
+    <w:p>
+      <w:pPr>
+        <w:pStyle w:val="BlockText"/>
+      </w:pPr>
+      <w:r>
+        <w:rPr>
+          <w:rFonts w:hint="eastAsia"/>
+          <w:b/>
+          <w:bCs/>
+        </w:rPr>
+        <w:t xml:space="preserve">符号说明：</w:t>
+      </w:r>
+      <w:r>
+        <w:t xml:space="preserve"> </w:t>
+      </w:r>
+      <w:r>
+        <w:t xml:space="preserve">-</w:t>
+      </w:r>
+      <w:r>
+        <w:t xml:space="preserve"> </w:t>
+      </w:r>
+      <m:oMath>
+        <m:r>
+          <m:t>T</m:t>
+        </m:r>
+        <m:r>
+          <m:t>E</m:t>
+        </m:r>
+      </m:oMath>
+      <w:r>
+        <w:rPr>
+          <w:rFonts w:hint="eastAsia"/>
+        </w:rPr>
+        <w:t xml:space="preserve">：年化跟踪误差（Tracking</w:t>
+      </w:r>
+      <w:r>
+        <w:t xml:space="preserve"> </w:t>
+      </w:r>
+      <w:r>
+        <w:rPr>
+          <w:rFonts w:hint="eastAsia"/>
+        </w:rPr>
+        <w:t xml:space="preserve">Error）</w:t>
+      </w:r>
+      <w:r>
+        <w:t xml:space="preserve"> </w:t>
+      </w:r>
+      <w:r>
+        <w:t xml:space="preserve">-</w:t>
+      </w:r>
+      <w:r>
+        <w:t xml:space="preserve"> </w:t>
+      </w:r>
+      <m:oMath>
+        <m:sSub>
+          <m:e>
+            <m:r>
+              <m:t>σ</m:t>
+            </m:r>
+          </m:e>
+          <m:sub>
+            <m:r>
+              <m:t>e</m:t>
+            </m:r>
+            <m:r>
+              <m:t>x</m:t>
+            </m:r>
+            <m:r>
+              <m:t>c</m:t>
+            </m:r>
+            <m:r>
+              <m:t>e</m:t>
+            </m:r>
+            <m:r>
+              <m:t>s</m:t>
+            </m:r>
+            <m:r>
+              <m:t>s</m:t>
+            </m:r>
+          </m:sub>
+        </m:sSub>
+      </m:oMath>
+      <w:r>
+        <w:rPr>
+          <w:rFonts w:hint="eastAsia"/>
+        </w:rPr>
+        <w:t xml:space="preserve">：日度超额收益的标准差</w:t>
+      </w:r>
+      <w:r>
+        <w:t xml:space="preserve"> </w:t>
+      </w:r>
+      <w:r>
+        <w:t xml:space="preserve">-</w:t>
+      </w:r>
+      <w:r>
+        <w:t xml:space="preserve"> </w:t>
+      </w:r>
+      <m:oMath>
+        <m:sSub>
+          <m:e>
+            <m:r>
+              <m:t>α</m:t>
+            </m:r>
+          </m:e>
+          <m:sub>
+            <m:r>
+              <m:t>t</m:t>
+            </m:r>
+          </m:sub>
+        </m:sSub>
+      </m:oMath>
+      <w:r>
+        <w:rPr>
+          <w:rFonts w:hint="eastAsia"/>
+        </w:rPr>
+        <w:t xml:space="preserve">：第</w:t>
+      </w:r>
+      <w:r>
+        <w:t xml:space="preserve"> </w:t>
+      </w:r>
+      <m:oMath>
+        <m:r>
+          <m:t>t</m:t>
+        </m:r>
+      </m:oMath>
+      <w:r>
+        <w:t xml:space="preserve"> </w:t>
+      </w:r>
+      <w:r>
+        <w:rPr>
+          <w:rFonts w:hint="eastAsia"/>
+        </w:rPr>
+        <w:t xml:space="preserve">个交易日的超额收益</w:t>
+      </w:r>
+      <w:r>
+        <w:t xml:space="preserve"> </w:t>
+      </w:r>
+      <w:r>
+        <w:t xml:space="preserve">-</w:t>
+      </w:r>
+      <w:r>
+        <w:t xml:space="preserve"> </w:t>
+      </w:r>
+      <m:oMath>
+        <m:sSub>
+          <m:e>
+            <m:acc>
+              <m:accPr>
+                <m:chr m:val="‾"/>
+              </m:accPr>
+              <m:e>
+                <m:r>
+                  <m:t>α</m:t>
+                </m:r>
+              </m:e>
+            </m:acc>
+          </m:e>
+          <m:sub>
+            <m:r>
+              <m:t>d</m:t>
+            </m:r>
+            <m:r>
+              <m:t>a</m:t>
+            </m:r>
+            <m:r>
+              <m:t>i</m:t>
+            </m:r>
+            <m:r>
+              <m:t>l</m:t>
+            </m:r>
+            <m:r>
+              <m:t>y</m:t>
+            </m:r>
+          </m:sub>
+        </m:sSub>
+      </m:oMath>
+      <w:r>
+        <w:rPr>
+          <w:rFonts w:hint="eastAsia"/>
+        </w:rPr>
+        <w:t xml:space="preserve">：日度超额收益的均值</w:t>
+      </w:r>
+    </w:p>
+    <w:p>
+      <w:pPr>
+        <w:pStyle w:val="BlockText"/>
+      </w:pPr>
+      <w:r>
+        <w:rPr>
+          <w:rFonts w:hint="eastAsia"/>
+          <w:b/>
+          <w:bCs/>
+        </w:rPr>
+        <w:t xml:space="preserve">含义</w:t>
+      </w:r>
+      <w:r>
+        <w:rPr>
+          <w:rFonts w:hint="eastAsia"/>
+        </w:rPr>
+        <w:t xml:space="preserve">：跟踪误差越低，超额收益越稳定，主动管理策略越可控。跟踪误差</w:t>
+      </w:r>
+      <w:r>
+        <w:t xml:space="preserve"> &lt; 5% </w:t>
+      </w:r>
+      <w:r>
+        <w:rPr>
+          <w:rFonts w:hint="eastAsia"/>
+        </w:rPr>
+        <w:t xml:space="preserve">通常视为低风险增强策略。</w:t>
+      </w:r>
+    </w:p>
+    <w:bookmarkEnd w:id="24"/>
+    <w:bookmarkStart w:id="25" w:name="信息比率information-ratio"/>
+    <w:p>
+      <w:pPr>
+        <w:pStyle w:val="Heading3"/>
+      </w:pPr>
+      <w:r>
+        <w:t xml:space="preserve">3.10 </w:t>
+      </w:r>
+      <w:r>
+        <w:rPr>
+          <w:rFonts w:hint="eastAsia"/>
+        </w:rPr>
+        <w:t xml:space="preserve">信息比率（Information</w:t>
+      </w:r>
+      <w:r>
+        <w:t xml:space="preserve"> </w:t>
+      </w:r>
+      <w:r>
+        <w:rPr>
+          <w:rFonts w:hint="eastAsia"/>
+        </w:rPr>
+        <w:t xml:space="preserve">Ratio）</w:t>
+      </w:r>
+    </w:p>
+    <w:p>
+      <w:pPr>
+        <w:pStyle w:val="FirstParagraph"/>
+      </w:pPr>
+      <w:r>
+        <w:rPr>
+          <w:rFonts w:hint="eastAsia"/>
+        </w:rPr>
+        <w:t xml:space="preserve">单位主动风险所获取的超额回报，是衡量主动管理能力的黄金标准：</w:t>
+      </w:r>
+    </w:p>
+    <w:p>
+      <w:pPr>
+        <w:pStyle w:val="BodyText"/>
+      </w:pPr>
+      <m:oMathPara>
+        <m:oMathParaPr>
+          <m:jc m:val="center"/>
+        </m:oMathParaPr>
+        <m:oMath>
+          <m:r>
+            <m:t>I</m:t>
+          </m:r>
+          <m:r>
+            <m:t>R</m:t>
+          </m:r>
+          <m:r>
+            <m:rPr>
+              <m:sty m:val="p"/>
+            </m:rPr>
+            <m:t>=</m:t>
+          </m:r>
+          <m:f>
+            <m:fPr>
+              <m:type m:val="bar"/>
+            </m:fPr>
+            <m:num>
+              <m:sSub>
+                <m:e>
+                  <m:r>
+                    <m:t>α</m:t>
+                  </m:r>
+                </m:e>
+                <m:sub>
+                  <m:r>
+                    <m:t>a</m:t>
+                  </m:r>
+                  <m:r>
+                    <m:t>n</m:t>
+                  </m:r>
+                  <m:r>
+                    <m:t>n</m:t>
+                  </m:r>
+                  <m:r>
+                    <m:t>u</m:t>
+                  </m:r>
+                  <m:r>
+                    <m:t>a</m:t>
+                  </m:r>
+                  <m:r>
+                    <m:t>l</m:t>
+                  </m:r>
+                </m:sub>
+              </m:sSub>
+            </m:num>
+            <m:den>
+              <m:r>
+                <m:t>T</m:t>
+              </m:r>
+              <m:r>
+                <m:t>E</m:t>
+              </m:r>
+            </m:den>
+          </m:f>
+        </m:oMath>
+      </m:oMathPara>
+    </w:p>
+    <w:p>
+      <w:pPr>
+        <w:pStyle w:val="BlockText"/>
+      </w:pPr>
+      <w:r>
+        <w:rPr>
+          <w:rFonts w:hint="eastAsia"/>
+          <w:b/>
+          <w:bCs/>
+        </w:rPr>
+        <w:t xml:space="preserve">符号说明：</w:t>
+      </w:r>
+      <w:r>
+        <w:t xml:space="preserve"> </w:t>
+      </w:r>
+      <w:r>
+        <w:t xml:space="preserve">-</w:t>
+      </w:r>
+      <w:r>
+        <w:t xml:space="preserve"> </w:t>
+      </w:r>
+      <m:oMath>
+        <m:r>
+          <m:t>I</m:t>
+        </m:r>
+        <m:r>
+          <m:t>R</m:t>
+        </m:r>
+      </m:oMath>
+      <w:r>
+        <w:rPr>
+          <w:rFonts w:hint="eastAsia"/>
+        </w:rPr>
+        <w:t xml:space="preserve">：信息比率（Information</w:t>
+      </w:r>
+      <w:r>
+        <w:t xml:space="preserve"> </w:t>
+      </w:r>
+      <w:r>
+        <w:rPr>
+          <w:rFonts w:hint="eastAsia"/>
+        </w:rPr>
+        <w:t xml:space="preserve">Ratio）</w:t>
+      </w:r>
+      <w:r>
+        <w:t xml:space="preserve"> </w:t>
+      </w:r>
+      <w:r>
+        <w:t xml:space="preserve">-</w:t>
+      </w:r>
+      <w:r>
+        <w:t xml:space="preserve"> </w:t>
+      </w:r>
+      <m:oMath>
+        <m:sSub>
+          <m:e>
+            <m:r>
+              <m:t>α</m:t>
+            </m:r>
+          </m:e>
+          <m:sub>
+            <m:r>
+              <m:t>a</m:t>
+            </m:r>
+            <m:r>
+              <m:t>n</m:t>
+            </m:r>
+            <m:r>
+              <m:t>n</m:t>
+            </m:r>
+            <m:r>
+              <m:t>u</m:t>
+            </m:r>
+            <m:r>
+              <m:t>a</m:t>
+            </m:r>
+            <m:r>
+              <m:t>l</m:t>
+            </m:r>
+          </m:sub>
+        </m:sSub>
+      </m:oMath>
+      <w:r>
+        <w:rPr>
+          <w:rFonts w:hint="eastAsia"/>
+        </w:rPr>
+        <w:t xml:space="preserve">：超额年化收益（3.8</w:t>
+      </w:r>
+      <w:r>
+        <w:t xml:space="preserve"> </w:t>
+      </w:r>
+      <w:r>
+        <w:rPr>
+          <w:rFonts w:hint="eastAsia"/>
+        </w:rPr>
+        <w:t xml:space="preserve">节）</w:t>
+      </w:r>
+      <w:r>
+        <w:t xml:space="preserve"> </w:t>
+      </w:r>
+      <w:r>
+        <w:t xml:space="preserve">-</w:t>
+      </w:r>
+      <w:r>
+        <w:t xml:space="preserve"> </w:t>
+      </w:r>
+      <m:oMath>
+        <m:r>
+          <m:t>T</m:t>
+        </m:r>
+        <m:r>
+          <m:t>E</m:t>
+        </m:r>
+      </m:oMath>
+      <w:r>
+        <w:rPr>
+          <w:rFonts w:hint="eastAsia"/>
+        </w:rPr>
+        <w:t xml:space="preserve">：跟踪误差（3.9</w:t>
+      </w:r>
+      <w:r>
+        <w:t xml:space="preserve"> </w:t>
+      </w:r>
+      <w:r>
+        <w:rPr>
+          <w:rFonts w:hint="eastAsia"/>
+        </w:rPr>
+        <w:t xml:space="preserve">节）</w:t>
+      </w:r>
+    </w:p>
+    <w:p>
+      <w:pPr>
+        <w:pStyle w:val="BlockText"/>
+      </w:pPr>
+      <w:r>
+        <w:rPr>
+          <w:rFonts w:hint="eastAsia"/>
+          <w:b/>
+          <w:bCs/>
+        </w:rPr>
+        <w:t xml:space="preserve">含义</w:t>
+      </w:r>
+      <w:r>
+        <w:rPr>
+          <w:rFonts w:hint="eastAsia"/>
+        </w:rPr>
+        <w:t xml:space="preserve">：IR</w:t>
+      </w:r>
+      <w:r>
+        <w:t xml:space="preserve"> &gt; 1.0 </w:t>
+      </w:r>
+      <w:r>
+        <w:rPr>
+          <w:rFonts w:hint="eastAsia"/>
+        </w:rPr>
+        <w:t xml:space="preserve">视为优秀（每承担</w:t>
+      </w:r>
+      <w:r>
+        <w:t xml:space="preserve"> 1% </w:t>
+      </w:r>
+      <w:r>
+        <w:rPr>
+          <w:rFonts w:hint="eastAsia"/>
+        </w:rPr>
+        <w:t xml:space="preserve">跟踪误差获得</w:t>
+      </w:r>
+      <w:r>
+        <w:t xml:space="preserve"> 1% </w:t>
+      </w:r>
+      <w:r>
+        <w:rPr>
+          <w:rFonts w:hint="eastAsia"/>
+        </w:rPr>
+        <w:t xml:space="preserve">以上超额），0.5</w:t>
+      </w:r>
+      <w:r>
+        <w:t xml:space="preserve"> </w:t>
+      </w:r>
+      <w:r>
+        <w:rPr>
+          <w:rFonts w:hint="eastAsia"/>
+        </w:rPr>
+        <w:t xml:space="preserve">为及格线。IR</w:t>
+      </w:r>
+      <w:r>
+        <w:t xml:space="preserve"> = 0 </w:t>
+      </w:r>
+      <w:r>
+        <w:rPr>
+          <w:rFonts w:hint="eastAsia"/>
+        </w:rPr>
+        <w:t xml:space="preserve">说明超额收益刚好抵消跟踪误差。</w:t>
+      </w:r>
+    </w:p>
+    <w:bookmarkEnd w:id="25"/>
+    <w:bookmarkStart w:id="26" w:name="超额最大回撤与超额卡玛excess-mdd-excess-calmar"/>
+    <w:p>
+      <w:pPr>
+        <w:pStyle w:val="Heading3"/>
+      </w:pPr>
+      <w:r>
+        <w:t xml:space="preserve">3.11 </w:t>
+      </w:r>
+      <w:r>
+        <w:rPr>
+          <w:rFonts w:hint="eastAsia"/>
+        </w:rPr>
+        <w:t xml:space="preserve">超额最大回撤与超额卡玛（Excess</w:t>
+      </w:r>
+      <w:r>
+        <w:t xml:space="preserve"> MDD &amp; Excess </w:t>
+      </w:r>
+      <w:r>
+        <w:rPr>
+          <w:rFonts w:hint="eastAsia"/>
+        </w:rPr>
+        <w:t xml:space="preserve">Calmar）</w:t>
+      </w:r>
+    </w:p>
+    <w:p>
+      <w:pPr>
+        <w:pStyle w:val="FirstParagraph"/>
+      </w:pPr>
+      <w:r>
+        <w:rPr>
+          <w:rFonts w:hint="eastAsia"/>
+        </w:rPr>
+        <w:t xml:space="preserve">将</w:t>
+      </w:r>
+      <w:r>
+        <w:t xml:space="preserve"> 3.5 </w:t>
+      </w:r>
+      <w:r>
+        <w:rPr>
+          <w:rFonts w:hint="eastAsia"/>
+        </w:rPr>
+        <w:t xml:space="preserve">节和</w:t>
+      </w:r>
+      <w:r>
+        <w:t xml:space="preserve"> 3.7 </w:t>
+      </w:r>
+      <w:r>
+        <w:rPr>
+          <w:rFonts w:hint="eastAsia"/>
+        </w:rPr>
+        <w:t xml:space="preserve">节的方法应用于日度超额收益的累计序列，而非基金净值序列：</w:t>
+      </w:r>
+    </w:p>
+    <w:p>
+      <w:pPr>
+        <w:pStyle w:val="BodyText"/>
+      </w:pPr>
+      <m:oMathPara>
+        <m:oMathParaPr>
+          <m:jc m:val="center"/>
+        </m:oMathParaPr>
+        <m:oMath>
+          <m:r>
+            <m:t>E</m:t>
+          </m:r>
+          <m:r>
+            <m:t>x</m:t>
+          </m:r>
+          <m:r>
+            <m:t>c</m:t>
+          </m:r>
+          <m:r>
+            <m:t>e</m:t>
+          </m:r>
+          <m:r>
+            <m:t>s</m:t>
+          </m:r>
+          <m:r>
+            <m:t>s</m:t>
+          </m:r>
+          <m:r>
+            <m:rPr>
+              <m:sty m:val="p"/>
+            </m:rPr>
+            <m:t>_</m:t>
+          </m:r>
+          <m:r>
+            <m:t>C</m:t>
+          </m:r>
+          <m:r>
+            <m:t>u</m:t>
+          </m:r>
+          <m:sSub>
+            <m:e>
+              <m:r>
+                <m:t>m</m:t>
+              </m:r>
+            </m:e>
+            <m:sub>
+              <m:r>
+                <m:t>t</m:t>
+              </m:r>
+            </m:sub>
+          </m:sSub>
+          <m:r>
+            <m:rPr>
+              <m:sty m:val="p"/>
+            </m:rPr>
+            <m:t>=</m:t>
+          </m:r>
+          <m:nary>
+            <m:naryPr>
+              <m:chr m:val="∑"/>
+              <m:limLoc m:val="undOvr"/>
+              <m:subHide m:val="off"/>
+              <m:supHide m:val="off"/>
+            </m:naryPr>
+            <m:sub>
+              <m:r>
+                <m:t>i</m:t>
+              </m:r>
+              <m:r>
+                <m:rPr>
+                  <m:sty m:val="p"/>
+                </m:rPr>
+                <m:t>=</m:t>
+              </m:r>
+              <m:r>
+                <m:t>1</m:t>
+              </m:r>
+            </m:sub>
+            <m:sup>
+              <m:r>
+                <m:t>t</m:t>
+              </m:r>
+            </m:sup>
+            <m:e>
+              <m:sSub>
+                <m:e>
+                  <m:r>
+                    <m:t>α</m:t>
+                  </m:r>
+                </m:e>
+                <m:sub>
+                  <m:r>
+                    <m:t>i</m:t>
+                  </m:r>
+                </m:sub>
+              </m:sSub>
+            </m:e>
+          </m:nary>
+        </m:oMath>
+      </m:oMathPara>
+    </w:p>
+    <w:p>
+      <w:pPr>
+        <w:pStyle w:val="FirstParagraph"/>
+      </w:pPr>
+      <w:r>
+        <w:rPr>
+          <w:rFonts w:hint="eastAsia"/>
+        </w:rPr>
+        <w:t xml:space="preserve">然后在</w:t>
+      </w:r>
+      <w:r>
+        <w:t xml:space="preserve"> </w:t>
+      </w:r>
+      <m:oMath>
+        <m:r>
+          <m:t>E</m:t>
+        </m:r>
+        <m:r>
+          <m:t>x</m:t>
+        </m:r>
+        <m:r>
+          <m:t>c</m:t>
+        </m:r>
+        <m:r>
+          <m:t>e</m:t>
+        </m:r>
+        <m:r>
+          <m:t>s</m:t>
+        </m:r>
+        <m:r>
+          <m:t>s</m:t>
+        </m:r>
+        <m:r>
+          <m:rPr>
+            <m:sty m:val="p"/>
+          </m:rPr>
+          <m:t>_</m:t>
+        </m:r>
+        <m:r>
+          <m:t>C</m:t>
+        </m:r>
+        <m:r>
+          <m:t>u</m:t>
+        </m:r>
+        <m:sSub>
+          <m:e>
+            <m:r>
+              <m:t>m</m:t>
+            </m:r>
+          </m:e>
+          <m:sub>
+            <m:r>
+              <m:t>t</m:t>
+            </m:r>
+          </m:sub>
+        </m:sSub>
+      </m:oMath>
+      <w:r>
+        <w:t xml:space="preserve"> </w:t>
+      </w:r>
+      <w:r>
+        <w:rPr>
+          <w:rFonts w:hint="eastAsia"/>
+        </w:rPr>
+        <w:t xml:space="preserve">序列上分别计算最大回撤（同</w:t>
+      </w:r>
+      <w:r>
+        <w:t xml:space="preserve"> 3.5 </w:t>
+      </w:r>
+      <w:r>
+        <w:rPr>
+          <w:rFonts w:hint="eastAsia"/>
+        </w:rPr>
+        <w:t xml:space="preserve">节公式）和卡玛比率（超额年化收益</w:t>
+      </w:r>
+      <w:r>
+        <w:t xml:space="preserve"> / </w:t>
+      </w:r>
+      <w:r>
+        <w:rPr>
+          <w:rFonts w:hint="eastAsia"/>
+        </w:rPr>
+        <w:t xml:space="preserve">|超额最大回撤|，同</w:t>
+      </w:r>
+      <w:r>
+        <w:t xml:space="preserve"> 3.7 </w:t>
+      </w:r>
+      <w:r>
+        <w:rPr>
+          <w:rFonts w:hint="eastAsia"/>
+        </w:rPr>
+        <w:t xml:space="preserve">节公式）。物理含义不变，仅输入序列不同，此处不再重复展开。</w:t>
+      </w:r>
+    </w:p>
     <w:p>
       <w:r>
         <w:pict>
@@ -4691,9 +6821,9 @@
         </w:pict>
       </w:r>
     </w:p>
-    <w:bookmarkEnd w:id="22"/>
-    <w:bookmarkEnd w:id="23"/>
-    <w:bookmarkStart w:id="26" w:name="第四章同类比较与评价体系"/>
+    <w:bookmarkEnd w:id="26"/>
+    <w:bookmarkEnd w:id="27"/>
+    <w:bookmarkStart w:id="30" w:name="第四章同类比较与评价体系"/>
     <w:p>
       <w:pPr>
         <w:pStyle w:val="Heading2"/>
@@ -4725,7 +6855,7 @@
         <w:t xml:space="preserve">内横向比较基金。</w:t>
       </w:r>
     </w:p>
-    <w:bookmarkStart w:id="24" w:name="同类排名方法"/>
+    <w:bookmarkStart w:id="28" w:name="同类排名方法"/>
     <w:p>
       <w:pPr>
         <w:pStyle w:val="Heading3"/>
@@ -4785,16 +6915,7 @@
         <w:rPr>
           <w:rFonts w:hint="eastAsia"/>
         </w:rPr>
-        <w:t xml:space="preserve">（同类</w:t>
-      </w:r>
-      <w:r>
-        <w:t xml:space="preserve"> ≥ 20 </w:t>
-      </w:r>
-      <w:r>
-        <w:rPr>
-          <w:rFonts w:hint="eastAsia"/>
-        </w:rPr>
-        <w:t xml:space="preserve">只）：使用百分位排名法。</w:t>
+        <w:t xml:space="preserve">：使用百分位排名法。</w:t>
       </w:r>
     </w:p>
     <w:p>
@@ -5372,80 +7493,8 @@
         <w:t xml:space="preserve">：同基准下的基金总数</w:t>
       </w:r>
     </w:p>
-    <w:p>
-      <w:pPr>
-        <w:pStyle w:val="FirstParagraph"/>
-      </w:pPr>
-      <w:r>
-        <w:rPr>
-          <w:rFonts w:hint="eastAsia"/>
-          <w:b/>
-          <w:bCs/>
-        </w:rPr>
-        <w:t xml:space="preserve">小样本模式</w:t>
-      </w:r>
-      <w:r>
-        <w:rPr>
-          <w:rFonts w:hint="eastAsia"/>
-        </w:rPr>
-        <w:t xml:space="preserve">（</w:t>
-      </w:r>
-      <m:oMath>
-        <m:sSub>
-          <m:e>
-            <m:r>
-              <m:t>N</m:t>
-            </m:r>
-          </m:e>
-          <m:sub>
-            <m:r>
-              <m:t>g</m:t>
-            </m:r>
-            <m:r>
-              <m:t>r</m:t>
-            </m:r>
-            <m:r>
-              <m:t>o</m:t>
-            </m:r>
-            <m:r>
-              <m:t>u</m:t>
-            </m:r>
-            <m:r>
-              <m:t>p</m:t>
-            </m:r>
-          </m:sub>
-        </m:sSub>
-        <m:r>
-          <m:rPr>
-            <m:sty m:val="p"/>
-          </m:rPr>
-          <m:t>&lt;</m:t>
-        </m:r>
-        <m:r>
-          <m:t>20</m:t>
-        </m:r>
-      </m:oMath>
-      <w:r>
-        <w:t xml:space="preserve"> </w:t>
-      </w:r>
-      <w:r>
-        <w:rPr>
-          <w:rFonts w:hint="eastAsia"/>
-        </w:rPr>
-        <w:t xml:space="preserve">只）：改用绝对阈值法（如一年超额</w:t>
-      </w:r>
-      <w:r>
-        <w:t xml:space="preserve"> &gt; 3% </w:t>
-      </w:r>
-      <w:r>
-        <w:rPr>
-          <w:rFonts w:hint="eastAsia"/>
-        </w:rPr>
-        <w:t xml:space="preserve">视为突出），避免小样本下百分位失真。</w:t>
-      </w:r>
-    </w:p>
-    <w:bookmarkEnd w:id="24"/>
-    <w:bookmarkStart w:id="25" w:name="alpha-三周期评估"/>
+    <w:bookmarkEnd w:id="28"/>
+    <w:bookmarkStart w:id="29" w:name="alpha-三周期评估"/>
     <w:p>
       <w:pPr>
         <w:pStyle w:val="Heading3"/>
@@ -6242,9 +8291,9 @@
         </w:pict>
       </w:r>
     </w:p>
-    <w:bookmarkEnd w:id="25"/>
-    <w:bookmarkEnd w:id="26"/>
-    <w:bookmarkStart w:id="31" w:name="第五章研究解读引擎"/>
+    <w:bookmarkEnd w:id="29"/>
+    <w:bookmarkEnd w:id="30"/>
+    <w:bookmarkStart w:id="35" w:name="第五章研究解读引擎"/>
     <w:p>
       <w:pPr>
         <w:pStyle w:val="Heading2"/>
@@ -6256,7 +8305,7 @@
         <w:t xml:space="preserve">第五章：研究解读引擎</w:t>
       </w:r>
     </w:p>
-    <w:bookmarkStart w:id="27" w:name="设计哲学five-principles"/>
+    <w:bookmarkStart w:id="31" w:name="设计哲学five-principles"/>
     <w:p>
       <w:pPr>
         <w:pStyle w:val="Heading3"/>
@@ -6461,8 +8510,8 @@
         <w:t xml:space="preserve">：每条结论可追溯至明确数据与规则</w:t>
       </w:r>
     </w:p>
-    <w:bookmarkEnd w:id="27"/>
-    <w:bookmarkStart w:id="28" w:name="五步解读框架"/>
+    <w:bookmarkEnd w:id="31"/>
+    <w:bookmarkStart w:id="32" w:name="五步解读框架"/>
     <w:p>
       <w:pPr>
         <w:pStyle w:val="Heading3"/>
@@ -6744,8 +8793,8 @@
         </w:tc>
       </w:tr>
     </w:tbl>
-    <w:bookmarkEnd w:id="28"/>
-    <w:bookmarkStart w:id="29" w:name="基金画像profile分类"/>
+    <w:bookmarkEnd w:id="32"/>
+    <w:bookmarkStart w:id="33" w:name="基金画像profile分类"/>
     <w:p>
       <w:pPr>
         <w:pStyle w:val="Heading3"/>
@@ -6758,6 +8807,17 @@
           <w:rFonts w:hint="eastAsia"/>
         </w:rPr>
         <w:t xml:space="preserve">基金画像（Profile）分类</w:t>
+      </w:r>
+    </w:p>
+    <w:p>
+      <w:pPr>
+        <w:pStyle w:val="FirstParagraph"/>
+      </w:pPr>
+      <w:r>
+        <w:rPr>
+          <w:rFonts w:hint="eastAsia"/>
+        </w:rPr>
+        <w:t xml:space="preserve">画像由规则引擎按优先级依次判定（命中即停止），共六类：</w:t>
       </w:r>
     </w:p>
     <w:tbl>
@@ -6768,9 +8828,10 @@
         <w:tblLook w:firstRow="1" w:lastRow="0" w:firstColumn="0" w:lastColumn="0" w:noHBand="0" w:noVBand="0" w:val="0020"/>
       </w:tblPr>
       <w:tblGrid>
-        <w:gridCol w:w="2851"/>
-        <w:gridCol w:w="3168"/>
-        <w:gridCol w:w="1900"/>
+        <w:gridCol w:w="1920"/>
+        <w:gridCol w:w="2160"/>
+        <w:gridCol w:w="2400"/>
+        <w:gridCol w:w="1440"/>
       </w:tblGrid>
       <w:tr>
         <w:trPr>
@@ -6783,6 +8844,20 @@
               <w:pStyle w:val="Compact"/>
             </w:pPr>
             <w:r>
+              <w:rPr>
+                <w:rFonts w:hint="eastAsia"/>
+              </w:rPr>
+              <w:t xml:space="preserve">优先级</w:t>
+            </w:r>
+          </w:p>
+        </w:tc>
+        <w:tc>
+          <w:tcPr/>
+          <w:p>
+            <w:pPr>
+              <w:pStyle w:val="Compact"/>
+            </w:pPr>
+            <w:r>
               <w:t xml:space="preserve">Profile</w:t>
             </w:r>
           </w:p>
@@ -6824,50 +8899,78 @@
               <w:pStyle w:val="Compact"/>
             </w:pPr>
             <w:r>
-              <w:rPr>
-                <w:rFonts w:hint="eastAsia"/>
-              </w:rPr>
-              <w:t xml:space="preserve">稳健增强型</w:t>
-            </w:r>
-          </w:p>
-        </w:tc>
-        <w:tc>
-          <w:tcPr/>
-          <w:p>
-            <w:pPr>
-              <w:pStyle w:val="Compact"/>
-            </w:pPr>
-            <w:r>
-              <w:t xml:space="preserve">Alpha &gt; 0 </w:t>
-            </w:r>
-            <w:r>
-              <w:rPr>
-                <w:rFonts w:hint="eastAsia"/>
-              </w:rPr>
-              <w:t xml:space="preserve">且</w:t>
-            </w:r>
-            <w:r>
-              <w:t xml:space="preserve"> Sharpe/Calmar </w:t>
-            </w:r>
-            <w:r>
-              <w:rPr>
-                <w:rFonts w:hint="eastAsia"/>
-              </w:rPr>
-              <w:t xml:space="preserve">居前，回撤可控</w:t>
-            </w:r>
-          </w:p>
-        </w:tc>
-        <w:tc>
-          <w:tcPr/>
-          <w:p>
-            <w:pPr>
-              <w:pStyle w:val="Compact"/>
-            </w:pPr>
-            <w:r>
-              <w:rPr>
-                <w:rFonts w:hint="eastAsia"/>
-              </w:rPr>
-              <w:t xml:space="preserve">超额与风控均衡</w:t>
+              <w:t xml:space="preserve">0</w:t>
+            </w:r>
+          </w:p>
+        </w:tc>
+        <w:tc>
+          <w:tcPr/>
+          <w:p>
+            <w:pPr>
+              <w:pStyle w:val="Compact"/>
+            </w:pPr>
+            <w:r>
+              <w:rPr>
+                <w:rFonts w:hint="eastAsia"/>
+                <w:b/>
+                <w:bCs/>
+              </w:rPr>
+              <w:t xml:space="preserve">观察样本</w:t>
+            </w:r>
+          </w:p>
+        </w:tc>
+        <w:tc>
+          <w:tcPr/>
+          <w:p>
+            <w:pPr>
+              <w:pStyle w:val="Compact"/>
+            </w:pPr>
+            <w:r>
+              <w:rPr>
+                <w:rFonts w:hint="eastAsia"/>
+              </w:rPr>
+              <w:t xml:space="preserve">成立不足</w:t>
+            </w:r>
+            <w:r>
+              <w:t xml:space="preserve"> 365 </w:t>
+            </w:r>
+            <w:r>
+              <w:rPr>
+                <w:rFonts w:hint="eastAsia"/>
+              </w:rPr>
+              <w:t xml:space="preserve">天，或</w:t>
+            </w:r>
+            <w:r>
+              <w:t xml:space="preserve"> </w:t>
+            </w:r>
+            <w:r>
+              <w:rPr>
+                <w:rStyle w:val="VerbatimChar"/>
+              </w:rPr>
+              <w:t xml:space="preserve">year_1_alpha</w:t>
+            </w:r>
+            <w:r>
+              <w:t xml:space="preserve"> </w:t>
+            </w:r>
+            <w:r>
+              <w:rPr>
+                <w:rFonts w:hint="eastAsia"/>
+              </w:rPr>
+              <w:t xml:space="preserve">缺失</w:t>
+            </w:r>
+          </w:p>
+        </w:tc>
+        <w:tc>
+          <w:tcPr/>
+          <w:p>
+            <w:pPr>
+              <w:pStyle w:val="Compact"/>
+            </w:pPr>
+            <w:r>
+              <w:rPr>
+                <w:rFonts w:hint="eastAsia"/>
+              </w:rPr>
+              <w:t xml:space="preserve">数据不足以参与完整评价</w:t>
             </w:r>
           </w:p>
         </w:tc>
@@ -6880,59 +8983,63 @@
               <w:pStyle w:val="Compact"/>
             </w:pPr>
             <w:r>
-              <w:rPr>
-                <w:rFonts w:hint="eastAsia"/>
-              </w:rPr>
-              <w:t xml:space="preserve">风险收益优化型</w:t>
-            </w:r>
-          </w:p>
-        </w:tc>
-        <w:tc>
-          <w:tcPr/>
-          <w:p>
-            <w:pPr>
-              <w:pStyle w:val="Compact"/>
-            </w:pPr>
-            <w:r>
-              <w:t xml:space="preserve">Sharpe + Calmar </w:t>
-            </w:r>
-            <w:r>
-              <w:rPr>
-                <w:rFonts w:hint="eastAsia"/>
-              </w:rPr>
-              <w:t xml:space="preserve">双高</w:t>
-            </w:r>
-            <w:r>
-              <w:t xml:space="preserve"> + </w:t>
-            </w:r>
-            <w:r>
-              <w:rPr>
-                <w:rFonts w:hint="eastAsia"/>
-              </w:rPr>
-              <w:t xml:space="preserve">低波动（Alpha</w:t>
-            </w:r>
-            <w:r>
-              <w:t xml:space="preserve"> </w:t>
-            </w:r>
-            <w:r>
-              <w:rPr>
-                <w:rFonts w:hint="eastAsia"/>
-              </w:rPr>
-              <w:t xml:space="preserve">可能不突出）</w:t>
-            </w:r>
-          </w:p>
-        </w:tc>
-        <w:tc>
-          <w:tcPr/>
-          <w:p>
-            <w:pPr>
-              <w:pStyle w:val="Compact"/>
-            </w:pPr>
-            <w:r>
-              <w:rPr>
-                <w:rFonts w:hint="eastAsia"/>
-              </w:rPr>
-              <w:t xml:space="preserve">风险调整收益优秀</w:t>
+              <w:t xml:space="preserve">1</w:t>
+            </w:r>
+          </w:p>
+        </w:tc>
+        <w:tc>
+          <w:tcPr/>
+          <w:p>
+            <w:pPr>
+              <w:pStyle w:val="Compact"/>
+            </w:pPr>
+            <w:r>
+              <w:rPr>
+                <w:rFonts w:hint="eastAsia"/>
+                <w:b/>
+                <w:bCs/>
+              </w:rPr>
+              <w:t xml:space="preserve">指数复制型</w:t>
+            </w:r>
+          </w:p>
+        </w:tc>
+        <w:tc>
+          <w:tcPr/>
+          <w:p>
+            <w:pPr>
+              <w:pStyle w:val="Compact"/>
+            </w:pPr>
+            <w:r>
+              <w:rPr>
+                <w:rFonts w:hint="eastAsia"/>
+              </w:rPr>
+              <w:t xml:space="preserve">近一年/六月/一月</w:t>
+            </w:r>
+            <w:r>
+              <w:t xml:space="preserve"> Alpha </w:t>
+            </w:r>
+            <w:r>
+              <w:rPr>
+                <w:rFonts w:hint="eastAsia"/>
+              </w:rPr>
+              <w:t xml:space="preserve">均</w:t>
+            </w:r>
+            <w:r>
+              <w:t xml:space="preserve"> ≤ 0</w:t>
+            </w:r>
+          </w:p>
+        </w:tc>
+        <w:tc>
+          <w:tcPr/>
+          <w:p>
+            <w:pPr>
+              <w:pStyle w:val="Compact"/>
+            </w:pPr>
+            <w:r>
+              <w:rPr>
+                <w:rFonts w:hint="eastAsia"/>
+              </w:rPr>
+              <w:t xml:space="preserve">三周期均未跑赢基准，未展现主动管理能力</w:t>
             </w:r>
           </w:p>
         </w:tc>
@@ -6945,24 +9052,40 @@
               <w:pStyle w:val="Compact"/>
             </w:pPr>
             <w:r>
-              <w:rPr>
-                <w:rFonts w:hint="eastAsia"/>
-              </w:rPr>
-              <w:t xml:space="preserve">高弹性增强型</w:t>
-            </w:r>
-          </w:p>
-        </w:tc>
-        <w:tc>
-          <w:tcPr/>
-          <w:p>
-            <w:pPr>
-              <w:pStyle w:val="Compact"/>
-            </w:pPr>
-            <w:r>
-              <w:rPr>
-                <w:rFonts w:hint="eastAsia"/>
-              </w:rPr>
-              <w:t xml:space="preserve">收益/Alpha</w:t>
+              <w:t xml:space="preserve">2</w:t>
+            </w:r>
+          </w:p>
+        </w:tc>
+        <w:tc>
+          <w:tcPr/>
+          <w:p>
+            <w:pPr>
+              <w:pStyle w:val="Compact"/>
+            </w:pPr>
+            <w:r>
+              <w:rPr>
+                <w:rFonts w:hint="eastAsia"/>
+                <w:b/>
+                <w:bCs/>
+              </w:rPr>
+              <w:t xml:space="preserve">稳健增强型</w:t>
+            </w:r>
+          </w:p>
+        </w:tc>
+        <w:tc>
+          <w:tcPr/>
+          <w:p>
+            <w:pPr>
+              <w:pStyle w:val="Compact"/>
+            </w:pPr>
+            <w:r>
+              <w:t xml:space="preserve">Alpha </w:t>
+            </w:r>
+            <w:r>
+              <w:rPr>
+                <w:rFonts w:hint="eastAsia"/>
+              </w:rPr>
+              <w:t xml:space="preserve">同类前</w:t>
             </w:r>
             <w:r>
               <w:t xml:space="preserve"> </w:t>
@@ -6971,21 +9094,60 @@
               <w:rPr>
                 <w:rFonts w:hint="eastAsia"/>
               </w:rPr>
-              <w:t xml:space="preserve">突出但波动或回撤显著偏高</w:t>
-            </w:r>
-          </w:p>
-        </w:tc>
-        <w:tc>
-          <w:tcPr/>
-          <w:p>
-            <w:pPr>
-              <w:pStyle w:val="Compact"/>
-            </w:pPr>
-            <w:r>
-              <w:rPr>
-                <w:rFonts w:hint="eastAsia"/>
-              </w:rPr>
-              <w:t xml:space="preserve">进攻型选手</w:t>
+              <w:t xml:space="preserve">10%（且</w:t>
+            </w:r>
+            <w:r>
+              <w:t xml:space="preserve"> &gt; </w:t>
+            </w:r>
+            <w:r>
+              <w:rPr>
+                <w:rFonts w:hint="eastAsia"/>
+              </w:rPr>
+              <w:t xml:space="preserve">0），或三周期</w:t>
+            </w:r>
+            <w:r>
+              <w:t xml:space="preserve"> Alpha </w:t>
+            </w:r>
+            <w:r>
+              <w:rPr>
+                <w:rFonts w:hint="eastAsia"/>
+              </w:rPr>
+              <w:t xml:space="preserve">全部</w:t>
+            </w:r>
+            <w:r>
+              <w:t xml:space="preserve"> &gt; </w:t>
+            </w:r>
+            <w:r>
+              <w:rPr>
+                <w:rFonts w:hint="eastAsia"/>
+              </w:rPr>
+              <w:t xml:space="preserve">0；同时波动率不在同类后</w:t>
+            </w:r>
+            <w:r>
+              <w:t xml:space="preserve"> 30% </w:t>
+            </w:r>
+            <w:r>
+              <w:rPr>
+                <w:rFonts w:hint="eastAsia"/>
+              </w:rPr>
+              <w:t xml:space="preserve">且回撤不在同类后</w:t>
+            </w:r>
+            <w:r>
+              <w:t xml:space="preserve"> 30%</w:t>
+            </w:r>
+          </w:p>
+        </w:tc>
+        <w:tc>
+          <w:tcPr/>
+          <w:p>
+            <w:pPr>
+              <w:pStyle w:val="Compact"/>
+            </w:pPr>
+            <w:r>
+              <w:rPr>
+                <w:rFonts w:hint="eastAsia"/>
+              </w:rPr>
+              <w:t xml:space="preserve">超额能力明确，波动和回撤均不过度</w:t>
             </w:r>
           </w:p>
         </w:tc>
@@ -6998,38 +9160,108 @@
               <w:pStyle w:val="Compact"/>
             </w:pPr>
             <w:r>
-              <w:rPr>
-                <w:rFonts w:hint="eastAsia"/>
-              </w:rPr>
-              <w:t xml:space="preserve">普通增强型</w:t>
-            </w:r>
-          </w:p>
-        </w:tc>
-        <w:tc>
-          <w:tcPr/>
-          <w:p>
-            <w:pPr>
-              <w:pStyle w:val="Compact"/>
-            </w:pPr>
-            <w:r>
-              <w:rPr>
-                <w:rFonts w:hint="eastAsia"/>
-              </w:rPr>
-              <w:t xml:space="preserve">各项指标处于同类中游</w:t>
-            </w:r>
-          </w:p>
-        </w:tc>
-        <w:tc>
-          <w:tcPr/>
-          <w:p>
-            <w:pPr>
-              <w:pStyle w:val="Compact"/>
-            </w:pPr>
-            <w:r>
-              <w:rPr>
-                <w:rFonts w:hint="eastAsia"/>
-              </w:rPr>
-              <w:t xml:space="preserve">增强能力待验证</w:t>
+              <w:t xml:space="preserve">3</w:t>
+            </w:r>
+          </w:p>
+        </w:tc>
+        <w:tc>
+          <w:tcPr/>
+          <w:p>
+            <w:pPr>
+              <w:pStyle w:val="Compact"/>
+            </w:pPr>
+            <w:r>
+              <w:rPr>
+                <w:rFonts w:hint="eastAsia"/>
+                <w:b/>
+                <w:bCs/>
+              </w:rPr>
+              <w:t xml:space="preserve">风险收益优化型</w:t>
+            </w:r>
+          </w:p>
+        </w:tc>
+        <w:tc>
+          <w:tcPr/>
+          <w:p>
+            <w:pPr>
+              <w:pStyle w:val="Compact"/>
+            </w:pPr>
+            <w:r>
+              <w:t xml:space="preserve">Sharpe </w:t>
+            </w:r>
+            <w:r>
+              <w:rPr>
+                <w:rFonts w:hint="eastAsia"/>
+              </w:rPr>
+              <w:t xml:space="preserve">同类前</w:t>
+            </w:r>
+            <w:r>
+              <w:t xml:space="preserve"> </w:t>
+            </w:r>
+            <w:r>
+              <w:rPr>
+                <w:rFonts w:hint="eastAsia"/>
+              </w:rPr>
+              <w:t xml:space="preserve">30%（且</w:t>
+            </w:r>
+            <w:r>
+              <w:t xml:space="preserve"> &gt; </w:t>
+            </w:r>
+            <w:r>
+              <w:rPr>
+                <w:rFonts w:hint="eastAsia"/>
+              </w:rPr>
+              <w:t xml:space="preserve">0）、Calmar</w:t>
+            </w:r>
+            <w:r>
+              <w:t xml:space="preserve"> </w:t>
+            </w:r>
+            <w:r>
+              <w:rPr>
+                <w:rFonts w:hint="eastAsia"/>
+              </w:rPr>
+              <w:t xml:space="preserve">同类前</w:t>
+            </w:r>
+            <w:r>
+              <w:t xml:space="preserve"> </w:t>
+            </w:r>
+            <w:r>
+              <w:rPr>
+                <w:rFonts w:hint="eastAsia"/>
+              </w:rPr>
+              <w:t xml:space="preserve">30%（且</w:t>
+            </w:r>
+            <w:r>
+              <w:t xml:space="preserve"> &gt; </w:t>
+            </w:r>
+            <w:r>
+              <w:rPr>
+                <w:rFonts w:hint="eastAsia"/>
+              </w:rPr>
+              <w:t xml:space="preserve">0）、波动率同类前</w:t>
+            </w:r>
+            <w:r>
+              <w:t xml:space="preserve"> </w:t>
+            </w:r>
+            <w:r>
+              <w:rPr>
+                <w:rFonts w:hint="eastAsia"/>
+              </w:rPr>
+              <w:t xml:space="preserve">30%，三者同时满足</w:t>
+            </w:r>
+          </w:p>
+        </w:tc>
+        <w:tc>
+          <w:tcPr/>
+          <w:p>
+            <w:pPr>
+              <w:pStyle w:val="Compact"/>
+            </w:pPr>
+            <w:r>
+              <w:rPr>
+                <w:rFonts w:hint="eastAsia"/>
+              </w:rPr>
+              <w:t xml:space="preserve">风险调整后收益优秀——即使超额本身不突出，单位风险回报仍领先</w:t>
             </w:r>
           </w:p>
         </w:tc>
@@ -7042,24 +9274,55 @@
               <w:pStyle w:val="Compact"/>
             </w:pPr>
             <w:r>
-              <w:rPr>
-                <w:rFonts w:hint="eastAsia"/>
-              </w:rPr>
-              <w:t xml:space="preserve">指数复制型</w:t>
-            </w:r>
-          </w:p>
-        </w:tc>
-        <w:tc>
-          <w:tcPr/>
-          <w:p>
-            <w:pPr>
-              <w:pStyle w:val="Compact"/>
-            </w:pPr>
-            <w:r>
-              <w:rPr>
-                <w:rFonts w:hint="eastAsia"/>
-              </w:rPr>
-              <w:t xml:space="preserve">各周期</w:t>
+              <w:t xml:space="preserve">4</w:t>
+            </w:r>
+          </w:p>
+        </w:tc>
+        <w:tc>
+          <w:tcPr/>
+          <w:p>
+            <w:pPr>
+              <w:pStyle w:val="Compact"/>
+            </w:pPr>
+            <w:r>
+              <w:rPr>
+                <w:rFonts w:hint="eastAsia"/>
+                <w:b/>
+                <w:bCs/>
+              </w:rPr>
+              <w:t xml:space="preserve">高弹性增强型</w:t>
+            </w:r>
+          </w:p>
+        </w:tc>
+        <w:tc>
+          <w:tcPr/>
+          <w:p>
+            <w:pPr>
+              <w:pStyle w:val="Compact"/>
+            </w:pPr>
+            <w:r>
+              <w:rPr>
+                <w:rFonts w:hint="eastAsia"/>
+              </w:rPr>
+              <w:t xml:space="preserve">满足以下任一，且波动率在同类后</w:t>
+            </w:r>
+            <w:r>
+              <w:t xml:space="preserve"> 30% </w:t>
+            </w:r>
+            <w:r>
+              <w:rPr>
+                <w:rFonts w:hint="eastAsia"/>
+              </w:rPr>
+              <w:t xml:space="preserve">或回撤在同类后</w:t>
+            </w:r>
+            <w:r>
+              <w:t xml:space="preserve"> </w:t>
+            </w:r>
+            <w:r>
+              <w:rPr>
+                <w:rFonts w:hint="eastAsia"/>
+              </w:rPr>
+              <w:t xml:space="preserve">30%：①</w:t>
             </w:r>
             <w:r>
               <w:t xml:space="preserve"> Alpha </w:t>
@@ -7068,59 +9331,152 @@
               <w:rPr>
                 <w:rFonts w:hint="eastAsia"/>
               </w:rPr>
-              <w:t xml:space="preserve">均</w:t>
-            </w:r>
-            <w:r>
-              <w:t xml:space="preserve"> ≤ 0</w:t>
-            </w:r>
-          </w:p>
-        </w:tc>
-        <w:tc>
-          <w:tcPr/>
-          <w:p>
-            <w:pPr>
-              <w:pStyle w:val="Compact"/>
-            </w:pPr>
-            <w:r>
-              <w:rPr>
-                <w:rFonts w:hint="eastAsia"/>
-              </w:rPr>
-              <w:t xml:space="preserve">未展现主动管理能力</w:t>
+              <w:t xml:space="preserve">同类前</w:t>
+            </w:r>
+            <w:r>
+              <w:t xml:space="preserve"> </w:t>
+            </w:r>
+            <w:r>
+              <w:rPr>
+                <w:rFonts w:hint="eastAsia"/>
+              </w:rPr>
+              <w:t xml:space="preserve">10%；②</w:t>
+            </w:r>
+            <w:r>
+              <w:t xml:space="preserve"> </w:t>
+            </w:r>
+            <w:r>
+              <w:rPr>
+                <w:rFonts w:hint="eastAsia"/>
+              </w:rPr>
+              <w:t xml:space="preserve">三周期</w:t>
+            </w:r>
+            <w:r>
+              <w:t xml:space="preserve"> Alpha </w:t>
+            </w:r>
+            <w:r>
+              <w:rPr>
+                <w:rFonts w:hint="eastAsia"/>
+              </w:rPr>
+              <w:t xml:space="preserve">全部</w:t>
+            </w:r>
+            <w:r>
+              <w:t xml:space="preserve"> &gt; </w:t>
+            </w:r>
+            <w:r>
+              <w:rPr>
+                <w:rFonts w:hint="eastAsia"/>
+              </w:rPr>
+              <w:t xml:space="preserve">0；③</w:t>
+            </w:r>
+            <w:r>
+              <w:t xml:space="preserve"> </w:t>
+            </w:r>
+            <w:r>
+              <w:rPr>
+                <w:rFonts w:hint="eastAsia"/>
+              </w:rPr>
+              <w:t xml:space="preserve">年化收益同类前</w:t>
+            </w:r>
+            <w:r>
+              <w:t xml:space="preserve"> 30%</w:t>
+            </w:r>
+          </w:p>
+        </w:tc>
+        <w:tc>
+          <w:tcPr/>
+          <w:p>
+            <w:pPr>
+              <w:pStyle w:val="Compact"/>
+            </w:pPr>
+            <w:r>
+              <w:rPr>
+                <w:rFonts w:hint="eastAsia"/>
+              </w:rPr>
+              <w:t xml:space="preserve">进攻能力强，但伴随高波动或大回撤</w:t>
+            </w:r>
+          </w:p>
+        </w:tc>
+      </w:tr>
+      <w:tr>
+        <w:tc>
+          <w:tcPr/>
+          <w:p>
+            <w:pPr>
+              <w:pStyle w:val="Compact"/>
+            </w:pPr>
+            <w:r>
+              <w:t xml:space="preserve">5</w:t>
+            </w:r>
+          </w:p>
+        </w:tc>
+        <w:tc>
+          <w:tcPr/>
+          <w:p>
+            <w:pPr>
+              <w:pStyle w:val="Compact"/>
+            </w:pPr>
+            <w:r>
+              <w:rPr>
+                <w:rFonts w:hint="eastAsia"/>
+                <w:b/>
+                <w:bCs/>
+              </w:rPr>
+              <w:t xml:space="preserve">普通增强型</w:t>
+            </w:r>
+          </w:p>
+        </w:tc>
+        <w:tc>
+          <w:tcPr/>
+          <w:p>
+            <w:pPr>
+              <w:pStyle w:val="Compact"/>
+            </w:pPr>
+            <w:r>
+              <w:rPr>
+                <w:rFonts w:hint="eastAsia"/>
+              </w:rPr>
+              <w:t xml:space="preserve">上述均不命中；或一年</w:t>
+            </w:r>
+            <w:r>
+              <w:t xml:space="preserve"> Alpha </w:t>
+            </w:r>
+            <w:r>
+              <w:rPr>
+                <w:rFonts w:hint="eastAsia"/>
+              </w:rPr>
+              <w:t xml:space="preserve">绝对值</w:t>
+            </w:r>
+            <w:r>
+              <w:t xml:space="preserve"> &lt; </w:t>
+            </w:r>
+            <w:r>
+              <w:rPr>
+                <w:rFonts w:hint="eastAsia"/>
+              </w:rPr>
+              <w:t xml:space="preserve">0.5%（接近中性）</w:t>
+            </w:r>
+          </w:p>
+        </w:tc>
+        <w:tc>
+          <w:tcPr/>
+          <w:p>
+            <w:pPr>
+              <w:pStyle w:val="Compact"/>
+            </w:pPr>
+            <w:r>
+              <w:rPr>
+                <w:rFonts w:hint="eastAsia"/>
+              </w:rPr>
+              <w:t xml:space="preserve">增强能力不显著，各项指标处于同类中游</w:t>
             </w:r>
           </w:p>
         </w:tc>
       </w:tr>
     </w:tbl>
-    <w:bookmarkEnd w:id="29"/>
-    <w:bookmarkStart w:id="30" w:name="研究标签tags体系"/>
-    <w:p>
-      <w:pPr>
-        <w:pStyle w:val="Heading3"/>
-      </w:pPr>
-      <w:r>
-        <w:t xml:space="preserve">5.4 </w:t>
-      </w:r>
-      <w:r>
-        <w:rPr>
-          <w:rFonts w:hint="eastAsia"/>
-        </w:rPr>
-        <w:t xml:space="preserve">研究标签（Tags）体系</w:t>
-      </w:r>
-    </w:p>
-    <w:p>
-      <w:pPr>
-        <w:pStyle w:val="FirstParagraph"/>
-      </w:pPr>
-      <w:r>
-        <w:rPr>
-          <w:rFonts w:hint="eastAsia"/>
-        </w:rPr>
-        <w:t xml:space="preserve">标签分两层：</w:t>
-      </w:r>
-    </w:p>
-    <w:p>
-      <w:pPr>
-        <w:pStyle w:val="BodyText"/>
+    <w:p>
+      <w:pPr>
+        <w:pStyle w:val="BlockText"/>
       </w:pPr>
       <w:r>
         <w:rPr>
@@ -7128,13 +9484,7 @@
           <w:b/>
           <w:bCs/>
         </w:rPr>
-        <w:t xml:space="preserve">状态标签（互斥）</w:t>
-      </w:r>
-      <w:r>
-        <w:rPr>
-          <w:rFonts w:hint="eastAsia"/>
-        </w:rPr>
-        <w:t xml:space="preserve">：</w:t>
+        <w:t xml:space="preserve">判定逻辑说明：</w:t>
       </w:r>
       <w:r>
         <w:t xml:space="preserve"> </w:t>
@@ -7147,22 +9497,45 @@
       </w:r>
       <w:r>
         <w:rPr>
+          <w:rFonts w:hint="eastAsia"/>
+        </w:rPr>
+        <w:t xml:space="preserve">“同类前</w:t>
+      </w:r>
+      <w:r>
+        <w:t xml:space="preserve"> 10%”</w:t>
+      </w:r>
+      <w:r>
+        <w:t xml:space="preserve"> </w:t>
+      </w:r>
+      <w:r>
+        <w:t xml:space="preserve">= </w:t>
+      </w:r>
+      <w:r>
+        <w:rPr>
+          <w:rFonts w:hint="eastAsia"/>
+        </w:rPr>
+        <w:t xml:space="preserve">百分位</w:t>
+      </w:r>
+      <w:r>
+        <w:t xml:space="preserve"> ≤ </w:t>
+      </w:r>
+      <w:r>
+        <w:rPr>
+          <w:rFonts w:hint="eastAsia"/>
+        </w:rPr>
+        <w:t xml:space="preserve">10%（</w:t>
+      </w:r>
+      <w:r>
+        <w:rPr>
           <w:rStyle w:val="VerbatimChar"/>
-          <w:rFonts w:hint="eastAsia"/>
-        </w:rPr>
-        <w:t xml:space="preserve">[观察样本]</w:t>
-      </w:r>
-      <w:r>
-        <w:t xml:space="preserve"> </w:t>
-      </w:r>
-      <w:r>
-        <w:t xml:space="preserve">— </w:t>
-      </w:r>
-      <w:r>
-        <w:rPr>
-          <w:rFonts w:hint="eastAsia"/>
-        </w:rPr>
-        <w:t xml:space="preserve">成立不足一年，数据不足以参与完整评价</w:t>
+        </w:rPr>
+        <w:t xml:space="preserve">TOP_EXCELLENT = 0.10</w:t>
+      </w:r>
+      <w:r>
+        <w:rPr>
+          <w:rFonts w:hint="eastAsia"/>
+        </w:rPr>
+        <w:t xml:space="preserve">）</w:t>
       </w:r>
       <w:r>
         <w:t xml:space="preserve"> </w:t>
@@ -7175,22 +9548,168 @@
       </w:r>
       <w:r>
         <w:rPr>
+          <w:rFonts w:hint="eastAsia"/>
+        </w:rPr>
+        <w:t xml:space="preserve">“同类前</w:t>
+      </w:r>
+      <w:r>
+        <w:t xml:space="preserve"> 30%”</w:t>
+      </w:r>
+      <w:r>
+        <w:t xml:space="preserve"> </w:t>
+      </w:r>
+      <w:r>
+        <w:t xml:space="preserve">= </w:t>
+      </w:r>
+      <w:r>
+        <w:rPr>
+          <w:rFonts w:hint="eastAsia"/>
+        </w:rPr>
+        <w:t xml:space="preserve">百分位</w:t>
+      </w:r>
+      <w:r>
+        <w:t xml:space="preserve"> ≤ </w:t>
+      </w:r>
+      <w:r>
+        <w:rPr>
+          <w:rFonts w:hint="eastAsia"/>
+        </w:rPr>
+        <w:t xml:space="preserve">30%（</w:t>
+      </w:r>
+      <w:r>
+        <w:rPr>
           <w:rStyle w:val="VerbatimChar"/>
-          <w:rFonts w:hint="eastAsia"/>
-        </w:rPr>
-        <w:t xml:space="preserve">正常</w:t>
-      </w:r>
-      <w:r>
-        <w:t xml:space="preserve"> </w:t>
-      </w:r>
-      <w:r>
-        <w:t xml:space="preserve">— </w:t>
-      </w:r>
-      <w:r>
-        <w:rPr>
-          <w:rFonts w:hint="eastAsia"/>
-        </w:rPr>
-        <w:t xml:space="preserve">可参与完整研究解读</w:t>
+        </w:rPr>
+        <w:t xml:space="preserve">TOP_GOOD = 0.30</w:t>
+      </w:r>
+      <w:r>
+        <w:rPr>
+          <w:rFonts w:hint="eastAsia"/>
+        </w:rPr>
+        <w:t xml:space="preserve">）</w:t>
+      </w:r>
+      <w:r>
+        <w:t xml:space="preserve"> </w:t>
+      </w:r>
+      <w:r>
+        <w:t xml:space="preserve">-</w:t>
+      </w:r>
+      <w:r>
+        <w:t xml:space="preserve"> </w:t>
+      </w:r>
+      <w:r>
+        <w:rPr>
+          <w:rFonts w:hint="eastAsia"/>
+        </w:rPr>
+        <w:t xml:space="preserve">“同类后</w:t>
+      </w:r>
+      <w:r>
+        <w:t xml:space="preserve"> 30%”</w:t>
+      </w:r>
+      <w:r>
+        <w:t xml:space="preserve"> </w:t>
+      </w:r>
+      <w:r>
+        <w:t xml:space="preserve">= </w:t>
+      </w:r>
+      <w:r>
+        <w:rPr>
+          <w:rFonts w:hint="eastAsia"/>
+        </w:rPr>
+        <w:t xml:space="preserve">百分位</w:t>
+      </w:r>
+      <w:r>
+        <w:t xml:space="preserve"> ≥ </w:t>
+      </w:r>
+      <w:r>
+        <w:rPr>
+          <w:rFonts w:hint="eastAsia"/>
+        </w:rPr>
+        <w:t xml:space="preserve">70%（波动率/回撤升序下</w:t>
+      </w:r>
+      <w:r>
+        <w:t xml:space="preserve"> = </w:t>
+      </w:r>
+      <w:r>
+        <w:rPr>
+          <w:rFonts w:hint="eastAsia"/>
+        </w:rPr>
+        <w:t xml:space="preserve">排名靠后）</w:t>
+      </w:r>
+      <w:r>
+        <w:t xml:space="preserve"> </w:t>
+      </w:r>
+      <w:r>
+        <w:t xml:space="preserve">- </w:t>
+      </w:r>
+      <w:r>
+        <w:rPr>
+          <w:rFonts w:hint="eastAsia"/>
+        </w:rPr>
+        <w:t xml:space="preserve">风险收益优化型（优先级</w:t>
+      </w:r>
+      <w:r>
+        <w:t xml:space="preserve"> </w:t>
+      </w:r>
+      <w:r>
+        <w:rPr>
+          <w:rFonts w:hint="eastAsia"/>
+        </w:rPr>
+        <w:t xml:space="preserve">3）在稳健增强型（优先级</w:t>
+      </w:r>
+      <w:r>
+        <w:t xml:space="preserve"> </w:t>
+      </w:r>
+      <w:r>
+        <w:rPr>
+          <w:rFonts w:hint="eastAsia"/>
+        </w:rPr>
+        <w:t xml:space="preserve">2）之后判定，因此</w:t>
+      </w:r>
+      <w:r>
+        <w:t xml:space="preserve"> Alpha </w:t>
+      </w:r>
+      <w:r>
+        <w:rPr>
+          <w:rFonts w:hint="eastAsia"/>
+        </w:rPr>
+        <w:t xml:space="preserve">突出且</w:t>
+      </w:r>
+      <w:r>
+        <w:t xml:space="preserve"> </w:t>
+      </w:r>
+      <w:r>
+        <w:rPr>
+          <w:rFonts w:hint="eastAsia"/>
+        </w:rPr>
+        <w:t xml:space="preserve">Sharpe/Calmar/低波动同时满足的基金优先被归入稳健增强型，不会被风险收益优化型”降级”</w:t>
+      </w:r>
+    </w:p>
+    <w:bookmarkEnd w:id="33"/>
+    <w:bookmarkStart w:id="34" w:name="研究标签tags体系"/>
+    <w:p>
+      <w:pPr>
+        <w:pStyle w:val="Heading3"/>
+      </w:pPr>
+      <w:r>
+        <w:t xml:space="preserve">5.4 </w:t>
+      </w:r>
+      <w:r>
+        <w:rPr>
+          <w:rFonts w:hint="eastAsia"/>
+        </w:rPr>
+        <w:t xml:space="preserve">研究标签（Tags）体系</w:t>
+      </w:r>
+    </w:p>
+    <w:p>
+      <w:pPr>
+        <w:pStyle w:val="FirstParagraph"/>
+      </w:pPr>
+      <w:r>
+        <w:rPr>
+          <w:rFonts w:hint="eastAsia"/>
+        </w:rPr>
+        <w:t xml:space="preserve">标签分两层：</w:t>
       </w:r>
     </w:p>
     <w:p>
@@ -7203,6 +9722,81 @@
           <w:b/>
           <w:bCs/>
         </w:rPr>
+        <w:t xml:space="preserve">状态标签（互斥）</w:t>
+      </w:r>
+      <w:r>
+        <w:rPr>
+          <w:rFonts w:hint="eastAsia"/>
+        </w:rPr>
+        <w:t xml:space="preserve">：</w:t>
+      </w:r>
+      <w:r>
+        <w:t xml:space="preserve"> </w:t>
+      </w:r>
+      <w:r>
+        <w:t xml:space="preserve">-</w:t>
+      </w:r>
+      <w:r>
+        <w:t xml:space="preserve"> </w:t>
+      </w:r>
+      <w:r>
+        <w:rPr>
+          <w:rStyle w:val="VerbatimChar"/>
+          <w:rFonts w:hint="eastAsia"/>
+        </w:rPr>
+        <w:t xml:space="preserve">[观察样本]</w:t>
+      </w:r>
+      <w:r>
+        <w:t xml:space="preserve"> </w:t>
+      </w:r>
+      <w:r>
+        <w:t xml:space="preserve">— </w:t>
+      </w:r>
+      <w:r>
+        <w:rPr>
+          <w:rFonts w:hint="eastAsia"/>
+        </w:rPr>
+        <w:t xml:space="preserve">成立不足一年，数据不足以参与完整评价</w:t>
+      </w:r>
+      <w:r>
+        <w:t xml:space="preserve"> </w:t>
+      </w:r>
+      <w:r>
+        <w:t xml:space="preserve">-</w:t>
+      </w:r>
+      <w:r>
+        <w:t xml:space="preserve"> </w:t>
+      </w:r>
+      <w:r>
+        <w:rPr>
+          <w:rStyle w:val="VerbatimChar"/>
+          <w:rFonts w:hint="eastAsia"/>
+        </w:rPr>
+        <w:t xml:space="preserve">正常</w:t>
+      </w:r>
+      <w:r>
+        <w:t xml:space="preserve"> </w:t>
+      </w:r>
+      <w:r>
+        <w:t xml:space="preserve">— </w:t>
+      </w:r>
+      <w:r>
+        <w:rPr>
+          <w:rFonts w:hint="eastAsia"/>
+        </w:rPr>
+        <w:t xml:space="preserve">可参与完整研究解读</w:t>
+      </w:r>
+    </w:p>
+    <w:p>
+      <w:pPr>
+        <w:pStyle w:val="BodyText"/>
+      </w:pPr>
+      <w:r>
+        <w:rPr>
+          <w:rFonts w:hint="eastAsia"/>
+          <w:b/>
+          <w:bCs/>
+        </w:rPr>
         <w:t xml:space="preserve">能力标签（可叠加）</w:t>
       </w:r>
       <w:r>
@@ -7277,19 +9871,25 @@
         <w:rPr>
           <w:rFonts w:hint="eastAsia"/>
         </w:rPr>
-        <w:t xml:space="preserve">一年超额排名同类前</w:t>
-      </w:r>
-      <w:r>
-        <w:t xml:space="preserve"> </w:t>
-      </w:r>
-      <w:r>
-        <w:rPr>
-          <w:rFonts w:hint="eastAsia"/>
-        </w:rPr>
-        <w:t xml:space="preserve">10%，且</w:t>
-      </w:r>
-      <w:r>
-        <w:t xml:space="preserve"> Alpha &gt; 0</w:t>
+        <w:t xml:space="preserve">信息比率</w:t>
+      </w:r>
+      <w:r>
+        <w:t xml:space="preserve"> IR ≥ </w:t>
+      </w:r>
+      <w:r>
+        <w:rPr>
+          <w:rFonts w:hint="eastAsia"/>
+        </w:rPr>
+        <w:t xml:space="preserve">1.0（单位主动风险换取</w:t>
+      </w:r>
+      <w:r>
+        <w:t xml:space="preserve"> 1 </w:t>
+      </w:r>
+      <w:r>
+        <w:rPr>
+          <w:rFonts w:hint="eastAsia"/>
+        </w:rPr>
+        <w:t xml:space="preserve">单位以上超额收益）</w:t>
       </w:r>
       <w:r>
         <w:t xml:space="preserve"> </w:t>
@@ -7317,25 +9917,16 @@
         <w:rPr>
           <w:rFonts w:hint="eastAsia"/>
         </w:rPr>
-        <w:t xml:space="preserve">各周期间</w:t>
-      </w:r>
-      <w:r>
-        <w:t xml:space="preserve"> Alpha </w:t>
-      </w:r>
-      <w:r>
-        <w:rPr>
-          <w:rFonts w:hint="eastAsia"/>
-        </w:rPr>
-        <w:t xml:space="preserve">差异</w:t>
-      </w:r>
-      <w:r>
-        <w:t xml:space="preserve"> &lt; </w:t>
-      </w:r>
-      <w:r>
-        <w:rPr>
-          <w:rFonts w:hint="eastAsia"/>
-        </w:rPr>
-        <w:t xml:space="preserve">容忍区间</w:t>
+        <w:t xml:space="preserve">三个周期中至少两个</w:t>
+      </w:r>
+      <w:r>
+        <w:t xml:space="preserve"> Alpha &gt; </w:t>
+      </w:r>
+      <w:r>
+        <w:rPr>
+          <w:rFonts w:hint="eastAsia"/>
+        </w:rPr>
+        <w:t xml:space="preserve">0（胜率法，与持续跑赢互不排斥）</w:t>
       </w:r>
       <w:r>
         <w:t xml:space="preserve"> </w:t>
@@ -7556,9 +10147,9 @@
         </w:pict>
       </w:r>
     </w:p>
-    <w:bookmarkEnd w:id="30"/>
-    <w:bookmarkEnd w:id="31"/>
-    <w:bookmarkStart w:id="35" w:name="第六章自动化部署"/>
+    <w:bookmarkEnd w:id="34"/>
+    <w:bookmarkEnd w:id="35"/>
+    <w:bookmarkStart w:id="39" w:name="第六章自动化部署"/>
     <w:p>
       <w:pPr>
         <w:pStyle w:val="Heading2"/>
@@ -7570,7 +10161,7 @@
         <w:t xml:space="preserve">第六章：自动化部署</w:t>
       </w:r>
     </w:p>
-    <w:bookmarkStart w:id="32" w:name="github-actions-工作流"/>
+    <w:bookmarkStart w:id="36" w:name="github-actions-工作流"/>
     <w:p>
       <w:pPr>
         <w:pStyle w:val="Heading3"/>
@@ -7590,21 +10181,172 @@
         <w:pStyle w:val="SourceCode"/>
       </w:pPr>
       <w:r>
-        <w:t>触发条件: 每个工作日 21:00 (UTC 13:00)，确保基金净值已公布</w:t>
+        <w:rPr>
+          <w:rStyle w:val="FunctionTok"/>
+        </w:rPr>
+        <w:t xml:space="preserve">触发条件</w:t>
+      </w:r>
+      <w:r>
+        <w:rPr>
+          <w:rStyle w:val="KeywordTok"/>
+        </w:rPr>
+        <w:t xml:space="preserve">:</w:t>
+      </w:r>
+      <w:r>
+        <w:rPr>
+          <w:rStyle w:val="AttributeTok"/>
+        </w:rPr>
+        <w:t xml:space="preserve"> 每个工作日 07:00 北京时间 (UTC 23:00)</w:t>
+      </w:r>
+      <w:r>
         <w:br/>
-        <w:t>运行环境: ubuntu-latest, Python 3.12</w:t>
+      </w:r>
+      <w:r>
+        <w:rPr>
+          <w:rStyle w:val="FunctionTok"/>
+        </w:rPr>
+        <w:t xml:space="preserve">运行环境</w:t>
+      </w:r>
+      <w:r>
+        <w:rPr>
+          <w:rStyle w:val="KeywordTok"/>
+        </w:rPr>
+        <w:t xml:space="preserve">:</w:t>
+      </w:r>
+      <w:r>
+        <w:rPr>
+          <w:rStyle w:val="AttributeTok"/>
+        </w:rPr>
+        <w:t xml:space="preserve"> ubuntu-latest, Python 3.12</w:t>
+      </w:r>
+      <w:r>
         <w:br/>
-        <w:t>步骤:</w:t>
+      </w:r>
+      <w:r>
+        <w:rPr>
+          <w:rStyle w:val="FunctionTok"/>
+        </w:rPr>
+        <w:t xml:space="preserve">步骤</w:t>
+      </w:r>
+      <w:r>
+        <w:rPr>
+          <w:rStyle w:val="KeywordTok"/>
+        </w:rPr>
+        <w:t xml:space="preserve">:</w:t>
+      </w:r>
+      <w:r>
         <w:br/>
-        <w:t xml:space="preserve">  02 获取最新净值 → 03 计算收益与风险指标</w:t>
+      </w:r>
+      <w:r>
+        <w:rPr>
+          <w:rStyle w:val="AttributeTok"/>
+        </w:rPr>
+        <w:t xml:space="preserve">  02 获取最新净值（增量更新）→ 校验 NAV 数据新鲜度（交易日粒度）</w:t>
+      </w:r>
+      <w:r>
         <w:br/>
-        <w:t xml:space="preserve">  → 04 生成绩效 HTML → 05 生成研究 Excel → 06 生成研究 HTML</w:t>
+      </w:r>
+      <w:r>
+        <w:rPr>
+          <w:rStyle w:val="AttributeTok"/>
+        </w:rPr>
+        <w:t xml:space="preserve">  → 03 计算收益与风险指标（四大指数直连东方财富 HTTP API，10次重试）</w:t>
+      </w:r>
+      <w:r>
         <w:br/>
+      </w:r>
+      <w:r>
+        <w:rPr>
+          <w:rStyle w:val="AttributeTok"/>
+        </w:rPr>
+        <w:t xml:space="preserve">  → 04 生成绩效 HTML（全量历史日期嵌入，前端日期选择器切换）</w:t>
+      </w:r>
+      <w:r>
+        <w:br/>
+      </w:r>
+      <w:r>
+        <w:rPr>
+          <w:rStyle w:val="AttributeTok"/>
+        </w:rPr>
+        <w:t xml:space="preserve">  → 05 生成研究 Excel → 06 生成研究 HTML</w:t>
+      </w:r>
+      <w:r>
+        <w:br/>
+      </w:r>
+      <w:r>
+        <w:rPr>
+          <w:rStyle w:val="AttributeTok"/>
+        </w:rPr>
         <w:t xml:space="preserve">  → 验证数据日期 → 部署到 GitHub Pages</w:t>
       </w:r>
-    </w:p>
-    <w:bookmarkEnd w:id="32"/>
-    <w:bookmarkStart w:id="33" w:name="数据缓存策略"/>
+      <w:r>
+        <w:br/>
+      </w:r>
+      <w:r>
+        <w:rPr>
+          <w:rStyle w:val="AttributeTok"/>
+        </w:rPr>
+        <w:t xml:space="preserve">  → 发送邮件通知（含数据日期与看板链接）</w:t>
+      </w:r>
+      <w:r>
+        <w:br/>
+      </w:r>
+      <w:r>
+        <w:rPr>
+          <w:rStyle w:val="AttributeTok"/>
+        </w:rPr>
+        <w:t xml:space="preserve">  </w:t>
+      </w:r>
+      <w:r>
+        <w:br/>
+      </w:r>
+      <w:r>
+        <w:rPr>
+          <w:rStyle w:val="AttributeTok"/>
+        </w:rPr>
+        <w:t xml:space="preserve">  支持 workflow_dispatch 手动触发，可选"回填全部历史日期"（向量化2分钟完成）</w:t>
+      </w:r>
+    </w:p>
+    <w:p>
+      <w:pPr>
+        <w:pStyle w:val="BlockText"/>
+      </w:pPr>
+      <w:r>
+        <w:rPr>
+          <w:rFonts w:hint="eastAsia"/>
+        </w:rPr>
+        <w:t xml:space="preserve">注：01（基金池构建）仅在白名单</w:t>
+      </w:r>
+      <w:r>
+        <w:t xml:space="preserve"> Excel </w:t>
+      </w:r>
+      <w:r>
+        <w:rPr>
+          <w:rFonts w:hint="eastAsia"/>
+        </w:rPr>
+        <w:t xml:space="preserve">变动时手动运行，日常</w:t>
+      </w:r>
+      <w:r>
+        <w:t xml:space="preserve"> CI </w:t>
+      </w:r>
+      <w:r>
+        <w:rPr>
+          <w:rFonts w:hint="eastAsia"/>
+        </w:rPr>
+        <w:t xml:space="preserve">跳过以减少</w:t>
+      </w:r>
+      <w:r>
+        <w:t xml:space="preserve"> API </w:t>
+      </w:r>
+      <w:r>
+        <w:rPr>
+          <w:rFonts w:hint="eastAsia"/>
+        </w:rPr>
+        <w:t xml:space="preserve">调用和运行时间。</w:t>
+      </w:r>
+    </w:p>
+    <w:bookmarkEnd w:id="36"/>
+    <w:bookmarkStart w:id="37" w:name="数据存储策略"/>
     <w:p>
       <w:pPr>
         <w:pStyle w:val="Heading3"/>
@@ -7616,7 +10358,7 @@
         <w:rPr>
           <w:rFonts w:hint="eastAsia"/>
         </w:rPr>
-        <w:t xml:space="preserve">数据缓存策略</w:t>
+        <w:t xml:space="preserve">数据存储策略</w:t>
       </w:r>
     </w:p>
     <w:p>
@@ -7629,11 +10371,18 @@
       </w:pPr>
       <w:r>
         <w:rPr>
-          <w:rFonts w:hint="eastAsia"/>
           <w:b/>
           <w:bCs/>
         </w:rPr>
-        <w:t xml:space="preserve">基金详情缓存</w:t>
+        <w:t xml:space="preserve">Excel </w:t>
+      </w:r>
+      <w:r>
+        <w:rPr>
+          <w:rFonts w:hint="eastAsia"/>
+          <w:b/>
+          <w:bCs/>
+        </w:rPr>
+        <w:t xml:space="preserve">白名单</w:t>
       </w:r>
       <w:r>
         <w:rPr>
@@ -7645,22 +10394,31 @@
         <w:rPr>
           <w:rStyle w:val="VerbatimChar"/>
         </w:rPr>
-        <w:t xml:space="preserve">fund_detail_cache.parquet</w:t>
-      </w:r>
-      <w:r>
-        <w:rPr>
-          <w:rFonts w:hint="eastAsia"/>
-        </w:rPr>
-        <w:t xml:space="preserve">）：避免重复调用</w:t>
-      </w:r>
-      <w:r>
-        <w:t xml:space="preserve"> AKShare </w:t>
-      </w:r>
-      <w:r>
-        <w:rPr>
-          <w:rFonts w:hint="eastAsia"/>
-        </w:rPr>
-        <w:t xml:space="preserve">详情接口</w:t>
+        <w:t xml:space="preserve">fund_whitelist.xlsx</w:t>
+      </w:r>
+      <w:r>
+        <w:rPr>
+          <w:rFonts w:hint="eastAsia"/>
+        </w:rPr>
+        <w:t xml:space="preserve">）：基金池唯一定义</w:t>
+      </w:r>
+      <w:r>
+        <w:t xml:space="preserve"> + </w:t>
+      </w:r>
+      <w:r>
+        <w:rPr>
+          <w:rFonts w:hint="eastAsia"/>
+        </w:rPr>
+        <w:t xml:space="preserve">成立日期</w:t>
+      </w:r>
+      <w:r>
+        <w:t xml:space="preserve"> + </w:t>
+      </w:r>
+      <w:r>
+        <w:rPr>
+          <w:rFonts w:hint="eastAsia"/>
+        </w:rPr>
+        <w:t xml:space="preserve">最新规模，由研究员直接维护</w:t>
       </w:r>
     </w:p>
     <w:p>
@@ -7677,7 +10435,7 @@
           <w:b/>
           <w:bCs/>
         </w:rPr>
-        <w:t xml:space="preserve">净值增量更新</w:t>
+        <w:t xml:space="preserve">基金详情缓存</w:t>
       </w:r>
       <w:r>
         <w:rPr>
@@ -7689,22 +10447,40 @@
         <w:rPr>
           <w:rStyle w:val="VerbatimChar"/>
         </w:rPr>
-        <w:t xml:space="preserve">02_update_nav.py</w:t>
-      </w:r>
-      <w:r>
-        <w:rPr>
-          <w:rFonts w:hint="eastAsia"/>
-        </w:rPr>
-        <w:t xml:space="preserve">）：仅拉取最新</w:t>
-      </w:r>
-      <w:r>
-        <w:t xml:space="preserve"> N </w:t>
-      </w:r>
-      <w:r>
-        <w:rPr>
-          <w:rFonts w:hint="eastAsia"/>
-        </w:rPr>
-        <w:t xml:space="preserve">日净值，历史数据复用</w:t>
+        <w:t xml:space="preserve">fund_detail_cache.parquet</w:t>
+      </w:r>
+      <w:r>
+        <w:rPr>
+          <w:rFonts w:hint="eastAsia"/>
+        </w:rPr>
+        <w:t xml:space="preserve">）：AKShare</w:t>
+      </w:r>
+      <w:r>
+        <w:t xml:space="preserve"> API </w:t>
+      </w:r>
+      <w:r>
+        <w:rPr>
+          <w:rFonts w:hint="eastAsia"/>
+        </w:rPr>
+        <w:t xml:space="preserve">返回的完整基金元数据，67KB，已提交</w:t>
+      </w:r>
+      <w:r>
+        <w:t xml:space="preserve"> Git </w:t>
+      </w:r>
+      <w:r>
+        <w:rPr>
+          <w:rFonts w:hint="eastAsia"/>
+        </w:rPr>
+        <w:t xml:space="preserve">避免</w:t>
+      </w:r>
+      <w:r>
+        <w:t xml:space="preserve"> CI </w:t>
+      </w:r>
+      <w:r>
+        <w:rPr>
+          <w:rFonts w:hint="eastAsia"/>
+        </w:rPr>
+        <w:t xml:space="preserve">重复调用</w:t>
       </w:r>
     </w:p>
     <w:p>
@@ -7717,56 +10493,177 @@
       </w:pPr>
       <w:r>
         <w:rPr>
+          <w:rFonts w:hint="eastAsia"/>
           <w:b/>
           <w:bCs/>
         </w:rPr>
+        <w:t xml:space="preserve">净值增量更新</w:t>
+      </w:r>
+      <w:r>
+        <w:rPr>
+          <w:rFonts w:hint="eastAsia"/>
+        </w:rPr>
+        <w:t xml:space="preserve">（</w:t>
+      </w:r>
+      <w:r>
+        <w:rPr>
+          <w:rStyle w:val="VerbatimChar"/>
+        </w:rPr>
+        <w:t xml:space="preserve">02_update_nav.py</w:t>
+      </w:r>
+      <w:r>
+        <w:rPr>
+          <w:rFonts w:hint="eastAsia"/>
+        </w:rPr>
+        <w:t xml:space="preserve">）：已有净值则只拉增量，无净值则全量下载</w:t>
+      </w:r>
+    </w:p>
+    <w:p>
+      <w:pPr>
+        <w:pStyle w:val="Compact"/>
+        <w:numPr>
+          <w:ilvl w:val="0"/>
+          <w:numId w:val="1003"/>
+        </w:numPr>
+      </w:pPr>
+      <w:r>
+        <w:rPr>
+          <w:b/>
+          <w:bCs/>
+        </w:rPr>
         <w:t xml:space="preserve">Actions Cache</w:t>
       </w:r>
       <w:r>
         <w:rPr>
           <w:rFonts w:hint="eastAsia"/>
         </w:rPr>
-        <w:t xml:space="preserve">：GitHub</w:t>
-      </w:r>
-      <w:r>
-        <w:t xml:space="preserve"> </w:t>
-      </w:r>
-      <w:r>
-        <w:rPr>
-          <w:rFonts w:hint="eastAsia"/>
-        </w:rPr>
-        <w:t xml:space="preserve">端缓存</w:t>
-      </w:r>
-      <w:r>
-        <w:t xml:space="preserve"> </w:t>
+        <w:t xml:space="preserve">：</w:t>
       </w:r>
       <w:r>
         <w:rPr>
           <w:rStyle w:val="VerbatimChar"/>
         </w:rPr>
-        <w:t xml:space="preserve">data/</w:t>
-      </w:r>
-      <w:r>
-        <w:t xml:space="preserve"> </w:t>
-      </w:r>
-      <w:r>
-        <w:rPr>
-          <w:rFonts w:hint="eastAsia"/>
-        </w:rPr>
-        <w:t xml:space="preserve">目录，Run</w:t>
-      </w:r>
-      <w:r>
-        <w:t xml:space="preserve"> </w:t>
-      </w:r>
-      <w:r>
-        <w:rPr>
-          <w:rFonts w:hint="eastAsia"/>
-        </w:rPr>
-        <w:t xml:space="preserve">间复用加速</w:t>
-      </w:r>
-    </w:p>
-    <w:bookmarkEnd w:id="33"/>
-    <w:bookmarkStart w:id="34" w:name="输出产物"/>
+        <w:t xml:space="preserve">data/nav/</w:t>
+      </w:r>
+      <w:r>
+        <w:t xml:space="preserve">、</w:t>
+      </w:r>
+      <w:r>
+        <w:rPr>
+          <w:rStyle w:val="VerbatimChar"/>
+        </w:rPr>
+        <w:t xml:space="preserve">data/index/</w:t>
+      </w:r>
+      <w:r>
+        <w:t xml:space="preserve">、</w:t>
+      </w:r>
+      <w:r>
+        <w:rPr>
+          <w:rStyle w:val="VerbatimChar"/>
+        </w:rPr>
+        <w:t xml:space="preserve">data/return/</w:t>
+      </w:r>
+      <w:r>
+        <w:t xml:space="preserve"> </w:t>
+      </w:r>
+      <w:r>
+        <w:rPr>
+          <w:rFonts w:hint="eastAsia"/>
+        </w:rPr>
+        <w:t xml:space="preserve">跨</w:t>
+      </w:r>
+      <w:r>
+        <w:t xml:space="preserve"> Run </w:t>
+      </w:r>
+      <w:r>
+        <w:rPr>
+          <w:rFonts w:hint="eastAsia"/>
+        </w:rPr>
+        <w:t xml:space="preserve">复用，每次</w:t>
+      </w:r>
+      <w:r>
+        <w:t xml:space="preserve"> run </w:t>
+      </w:r>
+      <w:r>
+        <w:rPr>
+          <w:rFonts w:hint="eastAsia"/>
+        </w:rPr>
+        <w:t xml:space="preserve">用唯一</w:t>
+      </w:r>
+      <w:r>
+        <w:t xml:space="preserve"> </w:t>
+      </w:r>
+      <w:r>
+        <w:rPr>
+          <w:rStyle w:val="VerbatimChar"/>
+        </w:rPr>
+        <w:t xml:space="preserve">run_id</w:t>
+      </w:r>
+      <w:r>
+        <w:t xml:space="preserve"> </w:t>
+      </w:r>
+      <w:r>
+        <w:t xml:space="preserve">key </w:t>
+      </w:r>
+      <w:r>
+        <w:rPr>
+          <w:rFonts w:hint="eastAsia"/>
+        </w:rPr>
+        <w:t xml:space="preserve">保存，前缀匹配恢复最近缓存</w:t>
+      </w:r>
+    </w:p>
+    <w:p>
+      <w:pPr>
+        <w:pStyle w:val="Compact"/>
+        <w:numPr>
+          <w:ilvl w:val="0"/>
+          <w:numId w:val="1003"/>
+        </w:numPr>
+      </w:pPr>
+      <w:r>
+        <w:rPr>
+          <w:rFonts w:hint="eastAsia"/>
+          <w:b/>
+          <w:bCs/>
+        </w:rPr>
+        <w:t xml:space="preserve">回填加速</w:t>
+      </w:r>
+      <w:r>
+        <w:rPr>
+          <w:rFonts w:hint="eastAsia"/>
+        </w:rPr>
+        <w:t xml:space="preserve">：向量化计算，227</w:t>
+      </w:r>
+      <w:r>
+        <w:t xml:space="preserve"> </w:t>
+      </w:r>
+      <w:r>
+        <w:rPr>
+          <w:rFonts w:hint="eastAsia"/>
+        </w:rPr>
+        <w:t xml:space="preserve">只基金</w:t>
+      </w:r>
+      <w:r>
+        <w:t xml:space="preserve"> × 5000+ </w:t>
+      </w:r>
+      <w:r>
+        <w:rPr>
+          <w:rFonts w:hint="eastAsia"/>
+        </w:rPr>
+        <w:t xml:space="preserve">交易日仅需</w:t>
+      </w:r>
+      <w:r>
+        <w:t xml:space="preserve"> 2 </w:t>
+      </w:r>
+      <w:r>
+        <w:rPr>
+          <w:rFonts w:hint="eastAsia"/>
+        </w:rPr>
+        <w:t xml:space="preserve">分钟</w:t>
+      </w:r>
+    </w:p>
+    <w:bookmarkEnd w:id="37"/>
+    <w:bookmarkStart w:id="38" w:name="输出产物"/>
     <w:p>
       <w:pPr>
         <w:pStyle w:val="Heading3"/>
@@ -7835,7 +10732,7 @@
               <w:rPr>
                 <w:rFonts w:hint="eastAsia"/>
               </w:rPr>
-              <w:t xml:space="preserve">格式</w:t>
+              <w:t xml:space="preserve">说明</w:t>
             </w:r>
           </w:p>
         </w:tc>
@@ -7879,7 +10776,25 @@
               <w:rPr>
                 <w:rFonts w:hint="eastAsia"/>
               </w:rPr>
-              <w:t xml:space="preserve">交互式表格</w:t>
+              <w:t xml:space="preserve">四</w:t>
+            </w:r>
+            <w:r>
+              <w:t xml:space="preserve"> Tab </w:t>
+            </w:r>
+            <w:r>
+              <w:rPr>
+                <w:rFonts w:hint="eastAsia"/>
+              </w:rPr>
+              <w:t xml:space="preserve">分类表格</w:t>
+            </w:r>
+            <w:r>
+              <w:t xml:space="preserve"> + ECharts </w:t>
+            </w:r>
+            <w:r>
+              <w:rPr>
+                <w:rFonts w:hint="eastAsia"/>
+              </w:rPr>
+              <w:t xml:space="preserve">90日走势图弹窗</w:t>
             </w:r>
             <w:r>
               <w:t xml:space="preserve"> + </w:t>
@@ -7888,7 +10803,7 @@
               <w:rPr>
                 <w:rFonts w:hint="eastAsia"/>
               </w:rPr>
-              <w:t xml:space="preserve">走势图</w:t>
+              <w:t xml:space="preserve">全列排序（含成立时间/规模）</w:t>
             </w:r>
           </w:p>
         </w:tc>
@@ -7932,10 +10847,25 @@
               <w:rPr>
                 <w:rFonts w:hint="eastAsia"/>
               </w:rPr>
-              <w:t xml:space="preserve">五核心指标</w:t>
-            </w:r>
-            <w:r>
-              <w:t xml:space="preserve"> + Profile + Tags</w:t>
+              <w:t xml:space="preserve">三子标签（核心指标/超额分析/综合评价）+</w:t>
+            </w:r>
+            <w:r>
+              <w:t xml:space="preserve"> Profile/Tags </w:t>
+            </w:r>
+            <w:r>
+              <w:rPr>
+                <w:rFonts w:hint="eastAsia"/>
+              </w:rPr>
+              <w:t xml:space="preserve">点击过滤</w:t>
+            </w:r>
+            <w:r>
+              <w:t xml:space="preserve"> + </w:t>
+            </w:r>
+            <w:r>
+              <w:rPr>
+                <w:rFonts w:hint="eastAsia"/>
+              </w:rPr>
+              <w:t xml:space="preserve">全列排序</w:t>
             </w:r>
           </w:p>
         </w:tc>
@@ -7989,6 +10919,359 @@
                 <w:rFonts w:hint="eastAsia"/>
               </w:rPr>
               <w:t xml:space="preserve">汇总</w:t>
+            </w:r>
+          </w:p>
+        </w:tc>
+      </w:tr>
+    </w:tbl>
+    <w:p>
+      <w:pPr>
+        <w:pStyle w:val="BodyText"/>
+      </w:pPr>
+      <w:r>
+        <w:rPr>
+          <w:b/>
+          <w:bCs/>
+        </w:rPr>
+        <w:t xml:space="preserve">HTML </w:t>
+      </w:r>
+      <w:r>
+        <w:rPr>
+          <w:rFonts w:hint="eastAsia"/>
+          <w:b/>
+          <w:bCs/>
+        </w:rPr>
+        <w:t xml:space="preserve">看板交互功能</w:t>
+      </w:r>
+      <w:r>
+        <w:rPr>
+          <w:rFonts w:hint="eastAsia"/>
+        </w:rPr>
+        <w:t xml:space="preserve">：</w:t>
+      </w:r>
+    </w:p>
+    <w:tbl>
+      <w:tblPr>
+        <w:tblStyle w:val="Table"/>
+        <w:tblW w:type="pct" w:w="5000"/>
+        <w:tblLayout w:type="fixed"/>
+        <w:tblLook w:firstRow="1" w:lastRow="0" w:firstColumn="0" w:lastColumn="0" w:noHBand="0" w:noVBand="0" w:val="0020"/>
+      </w:tblPr>
+      <w:tblGrid>
+        <w:gridCol w:w="3960"/>
+        <w:gridCol w:w="3960"/>
+      </w:tblGrid>
+      <w:tr>
+        <w:trPr>
+          <w:tblHeader w:val="on"/>
+        </w:trPr>
+        <w:tc>
+          <w:tcPr/>
+          <w:p>
+            <w:pPr>
+              <w:pStyle w:val="Compact"/>
+            </w:pPr>
+            <w:r>
+              <w:rPr>
+                <w:rFonts w:hint="eastAsia"/>
+              </w:rPr>
+              <w:t xml:space="preserve">功能</w:t>
+            </w:r>
+          </w:p>
+        </w:tc>
+        <w:tc>
+          <w:tcPr/>
+          <w:p>
+            <w:pPr>
+              <w:pStyle w:val="Compact"/>
+            </w:pPr>
+            <w:r>
+              <w:rPr>
+                <w:rFonts w:hint="eastAsia"/>
+              </w:rPr>
+              <w:t xml:space="preserve">说明</w:t>
+            </w:r>
+          </w:p>
+        </w:tc>
+      </w:tr>
+      <w:tr>
+        <w:tc>
+          <w:tcPr/>
+          <w:p>
+            <w:pPr>
+              <w:pStyle w:val="Compact"/>
+            </w:pPr>
+            <w:r>
+              <w:rPr>
+                <w:rFonts w:hint="eastAsia"/>
+              </w:rPr>
+              <w:t xml:space="preserve">日期选择</w:t>
+            </w:r>
+          </w:p>
+        </w:tc>
+        <w:tc>
+          <w:tcPr/>
+          <w:p>
+            <w:pPr>
+              <w:pStyle w:val="Compact"/>
+            </w:pPr>
+            <w:r>
+              <w:rPr>
+                <w:rFonts w:hint="eastAsia"/>
+              </w:rPr>
+              <w:t xml:space="preserve">头部下拉框切换任意历史交易日，四</w:t>
+            </w:r>
+            <w:r>
+              <w:t xml:space="preserve"> Tab </w:t>
+            </w:r>
+            <w:r>
+              <w:rPr>
+                <w:rFonts w:hint="eastAsia"/>
+              </w:rPr>
+              <w:t xml:space="preserve">表格</w:t>
+            </w:r>
+            <w:r>
+              <w:t xml:space="preserve"> + </w:t>
+            </w:r>
+            <w:r>
+              <w:rPr>
+                <w:rFonts w:hint="eastAsia"/>
+              </w:rPr>
+              <w:t xml:space="preserve">指数日收益率即时重渲染</w:t>
+            </w:r>
+          </w:p>
+        </w:tc>
+      </w:tr>
+      <w:tr>
+        <w:tc>
+          <w:tcPr/>
+          <w:p>
+            <w:pPr>
+              <w:pStyle w:val="Compact"/>
+            </w:pPr>
+            <w:r>
+              <w:rPr>
+                <w:rFonts w:hint="eastAsia"/>
+              </w:rPr>
+              <w:t xml:space="preserve">跨指数搜索</w:t>
+            </w:r>
+          </w:p>
+        </w:tc>
+        <w:tc>
+          <w:tcPr/>
+          <w:p>
+            <w:pPr>
+              <w:pStyle w:val="Compact"/>
+            </w:pPr>
+            <w:r>
+              <w:rPr>
+                <w:rFonts w:hint="eastAsia"/>
+              </w:rPr>
+              <w:t xml:space="preserve">搜索栏输入基金代码或简称，跨四个指数</w:t>
+            </w:r>
+            <w:r>
+              <w:t xml:space="preserve"> Tab </w:t>
+            </w:r>
+            <w:r>
+              <w:rPr>
+                <w:rFonts w:hint="eastAsia"/>
+              </w:rPr>
+              <w:t xml:space="preserve">自动定位并切换，目标行闪蓝光</w:t>
+            </w:r>
+            <w:r>
+              <w:t xml:space="preserve"> 3 </w:t>
+            </w:r>
+            <w:r>
+              <w:rPr>
+                <w:rFonts w:hint="eastAsia"/>
+              </w:rPr>
+              <w:t xml:space="preserve">秒</w:t>
+            </w:r>
+          </w:p>
+        </w:tc>
+      </w:tr>
+      <w:tr>
+        <w:tc>
+          <w:tcPr/>
+          <w:p>
+            <w:pPr>
+              <w:pStyle w:val="Compact"/>
+            </w:pPr>
+            <w:r>
+              <w:rPr>
+                <w:rFonts w:hint="eastAsia"/>
+              </w:rPr>
+              <w:t xml:space="preserve">表格排序</w:t>
+            </w:r>
+          </w:p>
+        </w:tc>
+        <w:tc>
+          <w:tcPr/>
+          <w:p>
+            <w:pPr>
+              <w:pStyle w:val="Compact"/>
+            </w:pPr>
+            <w:r>
+              <w:rPr>
+                <w:rFonts w:hint="eastAsia"/>
+              </w:rPr>
+              <w:t xml:space="preserve">所有数值列、日期列、规模列均支持</w:t>
+            </w:r>
+            <w:r>
+              <w:t xml:space="preserve"> ▲▼ </w:t>
+            </w:r>
+            <w:r>
+              <w:rPr>
+                <w:rFonts w:hint="eastAsia"/>
+              </w:rPr>
+              <w:t xml:space="preserve">升降序排序</w:t>
+            </w:r>
+          </w:p>
+        </w:tc>
+      </w:tr>
+      <w:tr>
+        <w:tc>
+          <w:tcPr/>
+          <w:p>
+            <w:pPr>
+              <w:pStyle w:val="Compact"/>
+            </w:pPr>
+            <w:r>
+              <w:rPr>
+                <w:rFonts w:hint="eastAsia"/>
+              </w:rPr>
+              <w:t xml:space="preserve">画像/标签过滤</w:t>
+            </w:r>
+          </w:p>
+        </w:tc>
+        <w:tc>
+          <w:tcPr/>
+          <w:p>
+            <w:pPr>
+              <w:pStyle w:val="Compact"/>
+            </w:pPr>
+            <w:r>
+              <w:rPr>
+                <w:rFonts w:hint="eastAsia"/>
+              </w:rPr>
+              <w:t xml:space="preserve">综合评价子标签页中，点击「基金画像」或「研究标签」表头弹出分类面板，支持按单个画像类型或标签词筛选基金，研究标签自动拆分为独立标签项</w:t>
+            </w:r>
+          </w:p>
+        </w:tc>
+      </w:tr>
+      <w:tr>
+        <w:tc>
+          <w:tcPr/>
+          <w:p>
+            <w:pPr>
+              <w:pStyle w:val="Compact"/>
+            </w:pPr>
+            <w:r>
+              <w:rPr>
+                <w:rFonts w:hint="eastAsia"/>
+              </w:rPr>
+              <w:t xml:space="preserve">基准与子标签联动</w:t>
+            </w:r>
+          </w:p>
+        </w:tc>
+        <w:tc>
+          <w:tcPr/>
+          <w:p>
+            <w:pPr>
+              <w:pStyle w:val="Compact"/>
+            </w:pPr>
+            <w:r>
+              <w:rPr>
+                <w:rFonts w:hint="eastAsia"/>
+              </w:rPr>
+              <w:t xml:space="preserve">基准</w:t>
+            </w:r>
+            <w:r>
+              <w:t xml:space="preserve"> </w:t>
+            </w:r>
+            <w:r>
+              <w:rPr>
+                <w:rFonts w:hint="eastAsia"/>
+              </w:rPr>
+              <w:t xml:space="preserve">Tab（沪深300/中证500/中证1000/中证全指）与子标签（核心指标/超额分析/综合评价）横排并排，切换基准时保持当前子标签页</w:t>
+            </w:r>
+          </w:p>
+        </w:tc>
+      </w:tr>
+      <w:tr>
+        <w:tc>
+          <w:tcPr/>
+          <w:p>
+            <w:pPr>
+              <w:pStyle w:val="Compact"/>
+            </w:pPr>
+            <w:r>
+              <w:rPr>
+                <w:rFonts w:hint="eastAsia"/>
+              </w:rPr>
+              <w:t xml:space="preserve">页面信息布局</w:t>
+            </w:r>
+          </w:p>
+        </w:tc>
+        <w:tc>
+          <w:tcPr/>
+          <w:p>
+            <w:pPr>
+              <w:pStyle w:val="Compact"/>
+            </w:pPr>
+            <w:r>
+              <w:rPr>
+                <w:rFonts w:hint="eastAsia"/>
+              </w:rPr>
+              <w:t xml:space="preserve">页头</w:t>
+            </w:r>
+            <w:r>
+              <w:t xml:space="preserve"> Flex </w:t>
+            </w:r>
+            <w:r>
+              <w:rPr>
+                <w:rFonts w:hint="eastAsia"/>
+              </w:rPr>
+              <w:t xml:space="preserve">布局：左侧标题与元数据，右上角嵌入</w:t>
+            </w:r>
+            <w:r>
+              <w:t xml:space="preserve"> Profile </w:t>
+            </w:r>
+            <w:r>
+              <w:rPr>
+                <w:rFonts w:hint="eastAsia"/>
+              </w:rPr>
+              <w:t xml:space="preserve">定义说明、图例和排序提示，底部无冗余信息</w:t>
+            </w:r>
+          </w:p>
+        </w:tc>
+      </w:tr>
+      <w:tr>
+        <w:tc>
+          <w:tcPr/>
+          <w:p>
+            <w:pPr>
+              <w:pStyle w:val="Compact"/>
+            </w:pPr>
+            <w:r>
+              <w:rPr>
+                <w:rFonts w:hint="eastAsia"/>
+              </w:rPr>
+              <w:t xml:space="preserve">视觉优化</w:t>
+            </w:r>
+          </w:p>
+        </w:tc>
+        <w:tc>
+          <w:tcPr/>
+          <w:p>
+            <w:pPr>
+              <w:pStyle w:val="Compact"/>
+            </w:pPr>
+            <w:r>
+              <w:rPr>
+                <w:rFonts w:hint="eastAsia"/>
+              </w:rPr>
+              <w:t xml:space="preserve">成立时间/规模列字号加粗加亮，综合评价列加宽且允许换行（≤2行），行高增加减少横滚需求，深色主题统一配色</w:t>
             </w:r>
           </w:p>
         </w:tc>
@@ -8001,9 +11284,9 @@
         </w:pict>
       </w:r>
     </w:p>
-    <w:bookmarkEnd w:id="34"/>
-    <w:bookmarkEnd w:id="35"/>
-    <w:bookmarkStart w:id="36" w:name="第七章项目亮点"/>
+    <w:bookmarkEnd w:id="38"/>
+    <w:bookmarkEnd w:id="39"/>
+    <w:bookmarkStart w:id="40" w:name="第七章项目亮点"/>
     <w:p>
       <w:pPr>
         <w:pStyle w:val="Heading2"/>
@@ -8124,7 +11407,7 @@
         <w:rPr>
           <w:rFonts w:hint="eastAsia"/>
         </w:rPr>
-        <w:t xml:space="preserve">：评价哲学（Methodology）固定，参数（Parameters）可根据样本分布校准，支持小样本自适应切换。</w:t>
+        <w:t xml:space="preserve">：评价哲学（Methodology）固定，参数（Parameters）可根据样本分布校准。</w:t>
       </w:r>
     </w:p>
     <w:p>
@@ -8153,25 +11436,471 @@
         <w:rPr>
           <w:rFonts w:hint="eastAsia"/>
         </w:rPr>
-        <w:t xml:space="preserve">：代码推送到</w:t>
-      </w:r>
-      <w:r>
-        <w:t xml:space="preserve"> GitHub → </w:t>
-      </w:r>
-      <w:r>
-        <w:rPr>
-          <w:rFonts w:hint="eastAsia"/>
-        </w:rPr>
-        <w:t xml:space="preserve">每日自动更新</w:t>
-      </w:r>
-      <w:r>
-        <w:t xml:space="preserve"> → </w:t>
-      </w:r>
-      <w:r>
-        <w:rPr>
-          <w:rFonts w:hint="eastAsia"/>
-        </w:rPr>
-        <w:t xml:space="preserve">自动部署到网页，无需人工干预。</w:t>
+        <w:t xml:space="preserve">：每日定时触发</w:t>
+      </w:r>
+      <w:r>
+        <w:t xml:space="preserve"> </w:t>
+      </w:r>
+      <w:r>
+        <w:rPr>
+          <w:rFonts w:hint="eastAsia"/>
+        </w:rPr>
+        <w:t xml:space="preserve">02→06，跳过</w:t>
+      </w:r>
+      <w:r>
+        <w:t xml:space="preserve"> 01 </w:t>
+      </w:r>
+      <w:r>
+        <w:rPr>
+          <w:rFonts w:hint="eastAsia"/>
+        </w:rPr>
+        <w:t xml:space="preserve">减少</w:t>
+      </w:r>
+      <w:r>
+        <w:t xml:space="preserve"> API </w:t>
+      </w:r>
+      <w:r>
+        <w:rPr>
+          <w:rFonts w:hint="eastAsia"/>
+        </w:rPr>
+        <w:t xml:space="preserve">消耗，冷启动缓存命中后</w:t>
+      </w:r>
+      <w:r>
+        <w:t xml:space="preserve"> 02 </w:t>
+      </w:r>
+      <w:r>
+        <w:rPr>
+          <w:rFonts w:hint="eastAsia"/>
+        </w:rPr>
+        <w:t xml:space="preserve">仅增量拉取，全程约</w:t>
+      </w:r>
+      <w:r>
+        <w:t xml:space="preserve"> 10 </w:t>
+      </w:r>
+      <w:r>
+        <w:rPr>
+          <w:rFonts w:hint="eastAsia"/>
+        </w:rPr>
+        <w:t xml:space="preserve">分钟。</w:t>
+      </w:r>
+    </w:p>
+    <w:p>
+      <w:pPr>
+        <w:numPr>
+          <w:ilvl w:val="0"/>
+          <w:numId w:val="1004"/>
+        </w:numPr>
+      </w:pPr>
+      <w:r>
+        <w:rPr>
+          <w:b/>
+          <w:bCs/>
+        </w:rPr>
+        <w:t xml:space="preserve">Excel </w:t>
+      </w:r>
+      <w:r>
+        <w:rPr>
+          <w:rFonts w:hint="eastAsia"/>
+          <w:b/>
+          <w:bCs/>
+        </w:rPr>
+        <w:t xml:space="preserve">即真相架构</w:t>
+      </w:r>
+      <w:r>
+        <w:rPr>
+          <w:rFonts w:hint="eastAsia"/>
+        </w:rPr>
+        <w:t xml:space="preserve">：基金池、成立日期、规模数据统一存储在</w:t>
+      </w:r>
+      <w:r>
+        <w:t xml:space="preserve"> Excel </w:t>
+      </w:r>
+      <w:r>
+        <w:rPr>
+          <w:rFonts w:hint="eastAsia"/>
+        </w:rPr>
+        <w:t xml:space="preserve">白名单中，研究员可直接编辑维护。04</w:t>
+      </w:r>
+      <w:r>
+        <w:t xml:space="preserve"> </w:t>
+      </w:r>
+      <w:r>
+        <w:rPr>
+          <w:rFonts w:hint="eastAsia"/>
+        </w:rPr>
+        <w:t xml:space="preserve">和</w:t>
+      </w:r>
+      <w:r>
+        <w:t xml:space="preserve"> 06 </w:t>
+      </w:r>
+      <w:r>
+        <w:rPr>
+          <w:rFonts w:hint="eastAsia"/>
+        </w:rPr>
+        <w:t xml:space="preserve">从</w:t>
+      </w:r>
+      <w:r>
+        <w:t xml:space="preserve"> Excel </w:t>
+      </w:r>
+      <w:r>
+        <w:rPr>
+          <w:rFonts w:hint="eastAsia"/>
+        </w:rPr>
+        <w:t xml:space="preserve">读取元数据，避免</w:t>
+      </w:r>
+      <w:r>
+        <w:t xml:space="preserve"> API </w:t>
+      </w:r>
+      <w:r>
+        <w:rPr>
+          <w:rFonts w:hint="eastAsia"/>
+        </w:rPr>
+        <w:t xml:space="preserve">数据滞后或不准确的问题。</w:t>
+      </w:r>
+    </w:p>
+    <w:p>
+      <w:pPr>
+        <w:numPr>
+          <w:ilvl w:val="0"/>
+          <w:numId w:val="1004"/>
+        </w:numPr>
+      </w:pPr>
+      <w:r>
+        <w:rPr>
+          <w:rFonts w:hint="eastAsia"/>
+          <w:b/>
+          <w:bCs/>
+        </w:rPr>
+        <w:t xml:space="preserve">东方财富直连</w:t>
+      </w:r>
+      <w:r>
+        <w:rPr>
+          <w:rFonts w:hint="eastAsia"/>
+        </w:rPr>
+        <w:t xml:space="preserve">：四大指数行情绕过</w:t>
+      </w:r>
+      <w:r>
+        <w:t xml:space="preserve"> </w:t>
+      </w:r>
+      <w:r>
+        <w:rPr>
+          <w:rFonts w:hint="eastAsia"/>
+        </w:rPr>
+        <w:t xml:space="preserve">AKShare，直连东方财富</w:t>
+      </w:r>
+      <w:r>
+        <w:t xml:space="preserve"> HTTP </w:t>
+      </w:r>
+      <w:r>
+        <w:rPr>
+          <w:rFonts w:hint="eastAsia"/>
+        </w:rPr>
+        <w:t xml:space="preserve">API（</w:t>
+      </w:r>
+      <w:r>
+        <w:rPr>
+          <w:rStyle w:val="VerbatimChar"/>
+        </w:rPr>
+        <w:t xml:space="preserve">push2his.eastmoney.com</w:t>
+      </w:r>
+      <w:r>
+        <w:rPr>
+          <w:rFonts w:hint="eastAsia"/>
+        </w:rPr>
+        <w:t xml:space="preserve">），一次</w:t>
+      </w:r>
+      <w:r>
+        <w:t xml:space="preserve"> HTTPS </w:t>
+      </w:r>
+      <w:r>
+        <w:rPr>
+          <w:rFonts w:hint="eastAsia"/>
+        </w:rPr>
+        <w:t xml:space="preserve">请求全量数据，10</w:t>
+      </w:r>
+      <w:r>
+        <w:t xml:space="preserve"> </w:t>
+      </w:r>
+      <w:r>
+        <w:rPr>
+          <w:rFonts w:hint="eastAsia"/>
+        </w:rPr>
+        <w:t xml:space="preserve">次递增间隔重试，失败自动回落</w:t>
+      </w:r>
+      <w:r>
+        <w:t xml:space="preserve"> AKShare </w:t>
+      </w:r>
+      <w:r>
+        <w:rPr>
+          <w:rFonts w:hint="eastAsia"/>
+        </w:rPr>
+        <w:t xml:space="preserve">兜底。</w:t>
+      </w:r>
+    </w:p>
+    <w:p>
+      <w:pPr>
+        <w:numPr>
+          <w:ilvl w:val="0"/>
+          <w:numId w:val="1004"/>
+        </w:numPr>
+      </w:pPr>
+      <w:r>
+        <w:rPr>
+          <w:rFonts w:hint="eastAsia"/>
+          <w:b/>
+          <w:bCs/>
+        </w:rPr>
+        <w:t xml:space="preserve">日期对齐与几何年化</w:t>
+      </w:r>
+      <w:r>
+        <w:rPr>
+          <w:rFonts w:hint="eastAsia"/>
+        </w:rPr>
+        <w:t xml:space="preserve">：超额计算前强制校验基金与指数日期一致（取</w:t>
+      </w:r>
+      <w:r>
+        <w:t xml:space="preserve"> ≤ </w:t>
+      </w:r>
+      <w:r>
+        <w:rPr>
+          <w:rFonts w:hint="eastAsia"/>
+        </w:rPr>
+        <w:t xml:space="preserve">基金最新日期的指数数据），超额年化收益采用几何均值</w:t>
+      </w:r>
+      <w:r>
+        <w:t xml:space="preserve"> </w:t>
+      </w:r>
+      <w:r>
+        <w:rPr>
+          <w:rStyle w:val="VerbatimChar"/>
+        </w:rPr>
+        <w:t xml:space="preserve">∏(1+α)^(252/N)−1</w:t>
+      </w:r>
+      <w:r>
+        <w:rPr>
+          <w:rFonts w:hint="eastAsia"/>
+        </w:rPr>
+        <w:t xml:space="preserve">，与基金年化收益率口径统一。</w:t>
+      </w:r>
+    </w:p>
+    <w:p>
+      <w:pPr>
+        <w:numPr>
+          <w:ilvl w:val="0"/>
+          <w:numId w:val="1004"/>
+        </w:numPr>
+      </w:pPr>
+      <w:r>
+        <w:rPr>
+          <w:rFonts w:hint="eastAsia"/>
+          <w:b/>
+          <w:bCs/>
+        </w:rPr>
+        <w:t xml:space="preserve">向量化历史回填</w:t>
+      </w:r>
+      <w:r>
+        <w:rPr>
+          <w:rFonts w:hint="eastAsia"/>
+        </w:rPr>
+        <w:t xml:space="preserve">：从</w:t>
+      </w:r>
+      <w:r>
+        <w:t xml:space="preserve"> NAV </w:t>
+      </w:r>
+      <w:r>
+        <w:rPr>
+          <w:rFonts w:hint="eastAsia"/>
+        </w:rPr>
+        <w:t xml:space="preserve">重建全量历史超额数据，numpy</w:t>
+      </w:r>
+      <w:r>
+        <w:t xml:space="preserve"> </w:t>
+      </w:r>
+      <w:r>
+        <w:rPr>
+          <w:rFonts w:hint="eastAsia"/>
+        </w:rPr>
+        <w:t xml:space="preserve">数组批量计算替代逐日期循环，227</w:t>
+      </w:r>
+      <w:r>
+        <w:t xml:space="preserve"> </w:t>
+      </w:r>
+      <w:r>
+        <w:rPr>
+          <w:rFonts w:hint="eastAsia"/>
+        </w:rPr>
+        <w:t xml:space="preserve">只基金</w:t>
+      </w:r>
+      <w:r>
+        <w:t xml:space="preserve"> × 5000+ </w:t>
+      </w:r>
+      <w:r>
+        <w:rPr>
+          <w:rFonts w:hint="eastAsia"/>
+        </w:rPr>
+        <w:t xml:space="preserve">交易日在</w:t>
+      </w:r>
+      <w:r>
+        <w:t xml:space="preserve"> 2 </w:t>
+      </w:r>
+      <w:r>
+        <w:rPr>
+          <w:rFonts w:hint="eastAsia"/>
+        </w:rPr>
+        <w:t xml:space="preserve">分钟内完成（原</w:t>
+      </w:r>
+      <w:r>
+        <w:t xml:space="preserve"> 1 </w:t>
+      </w:r>
+      <w:r>
+        <w:rPr>
+          <w:rFonts w:hint="eastAsia"/>
+        </w:rPr>
+        <w:t xml:space="preserve">小时+）。</w:t>
+      </w:r>
+    </w:p>
+    <w:p>
+      <w:pPr>
+        <w:numPr>
+          <w:ilvl w:val="0"/>
+          <w:numId w:val="1004"/>
+        </w:numPr>
+      </w:pPr>
+      <w:r>
+        <w:rPr>
+          <w:rFonts w:hint="eastAsia"/>
+          <w:b/>
+          <w:bCs/>
+        </w:rPr>
+        <w:t xml:space="preserve">三层展示体系</w:t>
+      </w:r>
+      <w:r>
+        <w:rPr>
+          <w:rFonts w:hint="eastAsia"/>
+        </w:rPr>
+        <w:t xml:space="preserve">：绩效看板（四</w:t>
+      </w:r>
+      <w:r>
+        <w:t xml:space="preserve"> Tab + </w:t>
+      </w:r>
+      <w:r>
+        <w:rPr>
+          <w:rFonts w:hint="eastAsia"/>
+        </w:rPr>
+        <w:t xml:space="preserve">走势图弹窗）、研究看板（三子标签</w:t>
+      </w:r>
+      <w:r>
+        <w:t xml:space="preserve"> + </w:t>
+      </w:r>
+      <w:r>
+        <w:rPr>
+          <w:rFonts w:hint="eastAsia"/>
+        </w:rPr>
+        <w:t xml:space="preserve">超额分析）、研究</w:t>
+      </w:r>
+      <w:r>
+        <w:t xml:space="preserve"> </w:t>
+      </w:r>
+      <w:r>
+        <w:rPr>
+          <w:rFonts w:hint="eastAsia"/>
+        </w:rPr>
+        <w:t xml:space="preserve">Excel（五段摘要），覆盖从快速浏览到深度分析的完整需求。</w:t>
+      </w:r>
+    </w:p>
+    <w:p>
+      <w:pPr>
+        <w:numPr>
+          <w:ilvl w:val="0"/>
+          <w:numId w:val="1004"/>
+        </w:numPr>
+      </w:pPr>
+      <w:r>
+        <w:rPr>
+          <w:rFonts w:hint="eastAsia"/>
+          <w:b/>
+          <w:bCs/>
+        </w:rPr>
+        <w:t xml:space="preserve">交互式研究筛选</w:t>
+      </w:r>
+      <w:r>
+        <w:rPr>
+          <w:rFonts w:hint="eastAsia"/>
+        </w:rPr>
+        <w:t xml:space="preserve">：研究看板的综合评价页支持按基金画像类型和研究标签进行即时前端过滤，研究标签自动拆分为独立关键词，无需后端查询即可快速定位特定风格的基金群体。</w:t>
+      </w:r>
+    </w:p>
+    <w:p>
+      <w:pPr>
+        <w:numPr>
+          <w:ilvl w:val="0"/>
+          <w:numId w:val="1004"/>
+        </w:numPr>
+      </w:pPr>
+      <w:r>
+        <w:rPr>
+          <w:rFonts w:hint="eastAsia"/>
+          <w:b/>
+          <w:bCs/>
+        </w:rPr>
+        <w:t xml:space="preserve">纯</w:t>
+      </w:r>
+      <w:r>
+        <w:rPr>
+          <w:b/>
+          <w:bCs/>
+        </w:rPr>
+        <w:t xml:space="preserve"> CSS/JS </w:t>
+      </w:r>
+      <w:r>
+        <w:rPr>
+          <w:rFonts w:hint="eastAsia"/>
+          <w:b/>
+          <w:bCs/>
+        </w:rPr>
+        <w:t xml:space="preserve">暗色主题</w:t>
+      </w:r>
+      <w:r>
+        <w:rPr>
+          <w:rFonts w:hint="eastAsia"/>
+        </w:rPr>
+        <w:t xml:space="preserve">：HTML</w:t>
+      </w:r>
+      <w:r>
+        <w:t xml:space="preserve"> </w:t>
+      </w:r>
+      <w:r>
+        <w:rPr>
+          <w:rFonts w:hint="eastAsia"/>
+        </w:rPr>
+        <w:t xml:space="preserve">看板采用深色暗色系设计（#0f1923</w:t>
+      </w:r>
+      <w:r>
+        <w:t xml:space="preserve"> </w:t>
+      </w:r>
+      <w:r>
+        <w:rPr>
+          <w:rFonts w:hint="eastAsia"/>
+        </w:rPr>
+        <w:t xml:space="preserve">底色），无第三方</w:t>
+      </w:r>
+      <w:r>
+        <w:t xml:space="preserve"> UI </w:t>
+      </w:r>
+      <w:r>
+        <w:rPr>
+          <w:rFonts w:hint="eastAsia"/>
+        </w:rPr>
+        <w:t xml:space="preserve">框架依赖，响应式</w:t>
+      </w:r>
+      <w:r>
+        <w:t xml:space="preserve"> Flex </w:t>
+      </w:r>
+      <w:r>
+        <w:rPr>
+          <w:rFonts w:hint="eastAsia"/>
+        </w:rPr>
+        <w:t xml:space="preserve">布局，排序与过滤逻辑全部前端完成，零服务器成本。</w:t>
       </w:r>
     </w:p>
     <w:p>
@@ -8181,8 +11910,8 @@
         </w:pict>
       </w:r>
     </w:p>
-    <w:bookmarkEnd w:id="36"/>
-    <w:bookmarkStart w:id="37" w:name="附录参数配置"/>
+    <w:bookmarkEnd w:id="40"/>
+    <w:bookmarkStart w:id="41" w:name="附录参数配置"/>
     <w:p>
       <w:pPr>
         <w:pStyle w:val="Heading2"/>
@@ -8313,47 +12042,6 @@
               <w:rPr>
                 <w:rStyle w:val="VerbatimChar"/>
               </w:rPr>
-              <w:t xml:space="preserve">MIN_SAMPLE_PERCENTILE</w:t>
-            </w:r>
-          </w:p>
-        </w:tc>
-        <w:tc>
-          <w:tcPr/>
-          <w:p>
-            <w:pPr>
-              <w:pStyle w:val="Compact"/>
-            </w:pPr>
-            <w:r>
-              <w:t xml:space="preserve">20</w:t>
-            </w:r>
-          </w:p>
-        </w:tc>
-        <w:tc>
-          <w:tcPr/>
-          <w:p>
-            <w:pPr>
-              <w:pStyle w:val="Compact"/>
-            </w:pPr>
-            <w:r>
-              <w:rPr>
-                <w:rFonts w:hint="eastAsia"/>
-              </w:rPr>
-              <w:t xml:space="preserve">百分位排名最低样本量</w:t>
-            </w:r>
-          </w:p>
-        </w:tc>
-      </w:tr>
-      <w:tr>
-        <w:tc>
-          <w:tcPr/>
-          <w:p>
-            <w:pPr>
-              <w:pStyle w:val="Compact"/>
-            </w:pPr>
-            <w:r>
-              <w:rPr>
-                <w:rStyle w:val="VerbatimChar"/>
-              </w:rPr>
               <w:t xml:space="preserve">TOP_EXCELLENT</w:t>
             </w:r>
           </w:p>
@@ -8542,8 +12230,8 @@
         </w:pict>
       </w:r>
     </w:p>
-    <w:bookmarkEnd w:id="37"/>
-    <w:bookmarkEnd w:id="38"/>
+    <w:bookmarkEnd w:id="41"/>
+    <w:bookmarkEnd w:id="42"/>
     <w:sectPr>
       <w:footnotePr>
         <w:numRestart w:val="eachSect"/>
